--- a/Methods of Linear Regression Documentation.docx
+++ b/Methods of Linear Regression Documentation.docx
@@ -113,7 +113,7 @@
         <w:rPr>
           <w:rFonts w:ascii="Times New Roman" w:hAnsi="Times New Roman" w:cs="Times New Roman"/>
         </w:rPr>
-        <w:t xml:space="preserve">In this project, the methods are implemented as pricing models for the housing market using data collected from a US census. </w:t>
+        <w:t>In this project, the methods are implemented as pricing models for the housing market using the Boston Housing dataset, which contains 506 samples drawn from the 1970 US census. The model is restricted to a single feature, RM, the average number of rooms per dwelling, and predicts MEDV, the median home value in thousands of dollars. This single-feature restriction is deliberate. It keeps the three implementations directly comparable and keeps the mathematics tractable enough to analyze by hand, though it also bounds how accurately any of them can predict home value.</w:t>
       </w:r>
     </w:p>
     <w:p>
@@ -186,6 +186,19 @@
         </w:rPr>
         <w:t>n</w:t>
       </w:r>
+      <w:r>
+        <w:rPr>
+          <w:rFonts w:ascii="Times New Roman" w:hAnsi="Times New Roman" w:cs="Times New Roman"/>
+          <w:vertAlign w:val="subscript"/>
+        </w:rPr>
+        <w:t xml:space="preserve">  </w:t>
+      </w:r>
+      <w:r>
+        <w:rPr>
+          <w:rFonts w:ascii="Times New Roman" w:hAnsi="Times New Roman" w:cs="Times New Roman"/>
+        </w:rPr>
+        <w:t>(RM Values)</w:t>
+      </w:r>
     </w:p>
     <w:p>
       <w:pPr>
@@ -240,6 +253,12 @@
         </w:rPr>
         <w:t>n</w:t>
       </w:r>
+      <w:r>
+        <w:rPr>
+          <w:rFonts w:ascii="Times New Roman" w:hAnsi="Times New Roman" w:cs="Times New Roman"/>
+        </w:rPr>
+        <w:t xml:space="preserve"> (MEDV Values)</w:t>
+      </w:r>
     </w:p>
     <w:p>
       <w:pPr>
@@ -745,7 +764,14 @@
         <w:rPr>
           <w:rFonts w:ascii="Times New Roman" w:hAnsi="Times New Roman" w:cs="Times New Roman"/>
         </w:rPr>
-        <w:t xml:space="preserve"> When phrased like this, the similarities between this definition and the definition of slope</w:t>
+        <w:t xml:space="preserve"> When phrased like this, the similarities between this definition and the </w:t>
+      </w:r>
+      <w:r>
+        <w:rPr>
+          <w:rFonts w:ascii="Times New Roman" w:hAnsi="Times New Roman" w:cs="Times New Roman"/>
+        </w:rPr>
+        <w:lastRenderedPageBreak/>
+        <w:t>definition of slope</w:t>
       </w:r>
       <w:r>
         <w:rPr>
@@ -899,7 +925,6 @@
         <w:rPr>
           <w:rFonts w:ascii="Times New Roman" w:hAnsi="Times New Roman" w:cs="Times New Roman"/>
         </w:rPr>
-        <w:lastRenderedPageBreak/>
         <w:t xml:space="preserve">For the </w:t>
       </w:r>
       <w:r>
@@ -1032,7 +1057,19 @@
         <w:rPr>
           <w:rFonts w:ascii="Times New Roman" w:hAnsi="Times New Roman" w:cs="Times New Roman"/>
         </w:rPr>
-        <w:t xml:space="preserve">Due to x and y representing row vectors or features, </w:t>
+        <w:t>Due to x and y representing vectors o</w:t>
+      </w:r>
+      <w:r>
+        <w:rPr>
+          <w:rFonts w:ascii="Times New Roman" w:hAnsi="Times New Roman" w:cs="Times New Roman"/>
+        </w:rPr>
+        <w:t>f samples</w:t>
+      </w:r>
+      <w:r>
+        <w:rPr>
+          <w:rFonts w:ascii="Times New Roman" w:hAnsi="Times New Roman" w:cs="Times New Roman"/>
+        </w:rPr>
+        <w:t xml:space="preserve">, </w:t>
       </w:r>
       <w:r>
         <w:rPr>
@@ -2334,7 +2371,14 @@
         <w:rPr>
           <w:rFonts w:ascii="Times New Roman" w:hAnsi="Times New Roman" w:cs="Times New Roman"/>
         </w:rPr>
-        <w:t xml:space="preserve"> case of O(n) computational </w:t>
+        <w:t xml:space="preserve"> case of O(n) </w:t>
+      </w:r>
+      <w:r>
+        <w:rPr>
+          <w:rFonts w:ascii="Times New Roman" w:hAnsi="Times New Roman" w:cs="Times New Roman"/>
+        </w:rPr>
+        <w:lastRenderedPageBreak/>
+        <w:t xml:space="preserve">computational </w:t>
       </w:r>
       <w:r>
         <w:rPr>
@@ -2370,14 +2414,7 @@
         <w:rPr>
           <w:rFonts w:ascii="Times New Roman" w:hAnsi="Times New Roman" w:cs="Times New Roman"/>
         </w:rPr>
-        <w:t xml:space="preserve">, however, it’s worth mentioning that a naïve </w:t>
-      </w:r>
-      <w:r>
-        <w:rPr>
-          <w:rFonts w:ascii="Times New Roman" w:hAnsi="Times New Roman" w:cs="Times New Roman"/>
-        </w:rPr>
-        <w:lastRenderedPageBreak/>
-        <w:t xml:space="preserve">implementation would be </w:t>
+        <w:t xml:space="preserve">, however, it’s worth mentioning that a naïve implementation would be </w:t>
       </w:r>
       <w:r>
         <w:rPr>
@@ -2420,108 +2457,6 @@
           <w:rFonts w:ascii="Times New Roman" w:hAnsi="Times New Roman" w:cs="Times New Roman"/>
         </w:rPr>
         <w:t>the number of rows.</w:t>
-      </w:r>
-      <w:r>
-        <w:rPr>
-          <w:rFonts w:ascii="Times New Roman" w:hAnsi="Times New Roman" w:cs="Times New Roman"/>
-        </w:rPr>
-        <w:t xml:space="preserve"> </w:t>
-      </w:r>
-      <w:commentRangeStart w:id="0"/>
-      <w:r>
-        <w:rPr>
-          <w:rFonts w:ascii="Times New Roman" w:hAnsi="Times New Roman" w:cs="Times New Roman"/>
-        </w:rPr>
-        <w:t xml:space="preserve">It’s also important to </w:t>
-      </w:r>
-      <w:r>
-        <w:rPr>
-          <w:rFonts w:ascii="Times New Roman" w:hAnsi="Times New Roman" w:cs="Times New Roman"/>
-        </w:rPr>
-        <w:t xml:space="preserve">understand the worst-case scenario, which would be a square matrix. </w:t>
-      </w:r>
-      <w:r>
-        <w:rPr>
-          <w:rFonts w:ascii="Times New Roman" w:hAnsi="Times New Roman" w:cs="Times New Roman"/>
-        </w:rPr>
-        <w:t xml:space="preserve">In the worst case, </w:t>
-      </w:r>
-      <w:r>
-        <w:rPr>
-          <w:rFonts w:ascii="Times New Roman" w:hAnsi="Times New Roman" w:cs="Times New Roman"/>
-        </w:rPr>
-        <w:t xml:space="preserve">the n </w:t>
-      </w:r>
-      <w:r>
-        <w:rPr>
-          <w:rFonts w:ascii="Times New Roman" w:hAnsi="Times New Roman" w:cs="Times New Roman"/>
-        </w:rPr>
-        <w:t>will</w:t>
-      </w:r>
-      <w:r>
-        <w:rPr>
-          <w:rFonts w:ascii="Times New Roman" w:hAnsi="Times New Roman" w:cs="Times New Roman"/>
-        </w:rPr>
-        <w:t xml:space="preserve"> be equal to the m.</w:t>
-      </w:r>
-      <w:r>
-        <w:rPr>
-          <w:rFonts w:ascii="Times New Roman" w:hAnsi="Times New Roman" w:cs="Times New Roman"/>
-        </w:rPr>
-        <w:t xml:space="preserve"> </w:t>
-      </w:r>
-      <w:r>
-        <w:rPr>
-          <w:rFonts w:ascii="Times New Roman" w:hAnsi="Times New Roman" w:cs="Times New Roman"/>
-        </w:rPr>
-        <w:t>This would force the traversal to be an O(n</w:t>
-      </w:r>
-      <w:r>
-        <w:rPr>
-          <w:rFonts w:ascii="Times New Roman" w:hAnsi="Times New Roman" w:cs="Times New Roman"/>
-          <w:vertAlign w:val="superscript"/>
-        </w:rPr>
-        <w:t>2</w:t>
-      </w:r>
-      <w:r>
-        <w:rPr>
-          <w:rFonts w:ascii="Times New Roman" w:hAnsi="Times New Roman" w:cs="Times New Roman"/>
-        </w:rPr>
-        <w:t>) procedure</w:t>
-      </w:r>
-      <w:r>
-        <w:rPr>
-          <w:rFonts w:ascii="Times New Roman" w:hAnsi="Times New Roman" w:cs="Times New Roman"/>
-        </w:rPr>
-        <w:t xml:space="preserve"> with n representing the </w:t>
-      </w:r>
-      <w:r>
-        <w:rPr>
-          <w:rFonts w:ascii="Times New Roman" w:hAnsi="Times New Roman" w:cs="Times New Roman"/>
-        </w:rPr>
-        <w:t>number</w:t>
-      </w:r>
-      <w:r>
-        <w:rPr>
-          <w:rFonts w:ascii="Times New Roman" w:hAnsi="Times New Roman" w:cs="Times New Roman"/>
-        </w:rPr>
-        <w:t xml:space="preserve"> of given columns.</w:t>
-      </w:r>
-      <w:r>
-        <w:rPr>
-          <w:rFonts w:ascii="Times New Roman" w:hAnsi="Times New Roman" w:cs="Times New Roman"/>
-        </w:rPr>
-        <w:t xml:space="preserve"> </w:t>
-      </w:r>
-      <w:commentRangeEnd w:id="0"/>
-      <w:r>
-        <w:rPr>
-          <w:rStyle w:val="CommentReference"/>
-          <w:rFonts w:ascii="Times New Roman" w:hAnsi="Times New Roman" w:cs="Times New Roman"/>
-          <w:sz w:val="24"/>
-          <w:szCs w:val="24"/>
-        </w:rPr>
-        <w:commentReference w:id="0"/>
       </w:r>
     </w:p>
     <w:p>
@@ -3261,16 +3196,7 @@
                   <w:rPr>
                     <w:rFonts w:ascii="Cambria Math" w:hAnsi="Cambria Math" w:cs="Times New Roman"/>
                   </w:rPr>
-                  <m:t>(</m:t>
-                </m:r>
-                <m:r>
-                  <m:rPr>
-                    <m:sty m:val="p"/>
-                  </m:rPr>
-                  <w:rPr>
-                    <w:rFonts w:ascii="Cambria Math" w:hAnsi="Cambria Math" w:cs="Times New Roman"/>
-                  </w:rPr>
-                  <m:t>(</m:t>
+                  <m:t>((</m:t>
                 </m:r>
                 <m:r>
                   <w:rPr>
@@ -3378,14 +3304,14 @@
         <w:rPr>
           <w:rFonts w:ascii="Times New Roman" w:hAnsi="Times New Roman" w:cs="Times New Roman"/>
         </w:rPr>
-        <w:t xml:space="preserve">This means taking the difference between the actual y-values and the predicted values, summing the square of that </w:t>
+        <w:t xml:space="preserve">This means taking </w:t>
       </w:r>
       <w:r>
         <w:rPr>
           <w:rFonts w:ascii="Times New Roman" w:hAnsi="Times New Roman" w:cs="Times New Roman"/>
         </w:rPr>
         <w:lastRenderedPageBreak/>
-        <w:t xml:space="preserve">difference across all data points, and dividing by </w:t>
+        <w:t xml:space="preserve">the difference between the actual y-values and the predicted values, summing the square of that difference across all data points, and dividing by </w:t>
       </w:r>
       <w:r>
         <w:rPr>
@@ -4317,7 +4243,14 @@
         <w:rPr>
           <w:rFonts w:ascii="Times New Roman" w:hAnsi="Times New Roman" w:cs="Times New Roman"/>
         </w:rPr>
-        <w:t>*k) and spatial complexity of O(</w:t>
+        <w:t xml:space="preserve">*k) </w:t>
+      </w:r>
+      <w:r>
+        <w:rPr>
+          <w:rFonts w:ascii="Times New Roman" w:hAnsi="Times New Roman" w:cs="Times New Roman"/>
+        </w:rPr>
+        <w:lastRenderedPageBreak/>
+        <w:t>and spatial complexity of O(</w:t>
       </w:r>
       <w:r>
         <w:rPr>
@@ -4347,20 +4280,37 @@
         <w:rPr>
           <w:rFonts w:ascii="Times New Roman" w:hAnsi="Times New Roman" w:cs="Times New Roman"/>
         </w:rPr>
-        <w:t xml:space="preserve"> represents the size of the training set and k represents the </w:t>
-      </w:r>
-      <w:r>
-        <w:rPr>
-          <w:rFonts w:ascii="Times New Roman" w:hAnsi="Times New Roman" w:cs="Times New Roman"/>
-        </w:rPr>
-        <w:lastRenderedPageBreak/>
-        <w:t>number of epochs.</w:t>
-      </w:r>
-      <w:r>
-        <w:rPr>
-          <w:rFonts w:ascii="Times New Roman" w:hAnsi="Times New Roman" w:cs="Times New Roman"/>
-        </w:rPr>
-        <w:t xml:space="preserve"> Due to the code implementation having a constant value for d, all of these </w:t>
+        <w:t xml:space="preserve"> represents the size of the training set and k represents the number of epochs.</w:t>
+      </w:r>
+      <w:r>
+        <w:rPr>
+          <w:rFonts w:ascii="Times New Roman" w:hAnsi="Times New Roman" w:cs="Times New Roman"/>
+        </w:rPr>
+        <w:t xml:space="preserve"> Due to the code implementation having a constant value for d, </w:t>
+      </w:r>
+      <w:r>
+        <w:rPr>
+          <w:rFonts w:ascii="Times New Roman" w:hAnsi="Times New Roman" w:cs="Times New Roman"/>
+        </w:rPr>
+        <w:t>all</w:t>
+      </w:r>
+      <w:r>
+        <w:rPr>
+          <w:rFonts w:ascii="Times New Roman" w:hAnsi="Times New Roman" w:cs="Times New Roman"/>
+        </w:rPr>
+        <w:t xml:space="preserve"> </w:t>
+      </w:r>
+      <w:r>
+        <w:rPr>
+          <w:rFonts w:ascii="Times New Roman" w:hAnsi="Times New Roman" w:cs="Times New Roman"/>
+        </w:rPr>
+        <w:t>methods</w:t>
+      </w:r>
+      <w:r>
+        <w:rPr>
+          <w:rFonts w:ascii="Times New Roman" w:hAnsi="Times New Roman" w:cs="Times New Roman"/>
+        </w:rPr>
+        <w:t xml:space="preserve"> </w:t>
       </w:r>
       <w:r>
         <w:rPr>
@@ -4381,316 +4331,6 @@
         <w:t>.</w:t>
       </w:r>
     </w:p>
-    <w:tbl>
-      <w:tblPr>
-        <w:tblStyle w:val="TableGrid"/>
-        <w:tblW w:w="9422" w:type="dxa"/>
-        <w:tblLook w:val="04A0" w:firstRow="1" w:lastRow="0" w:firstColumn="1" w:lastColumn="0" w:noHBand="0" w:noVBand="1"/>
-      </w:tblPr>
-      <w:tblGrid>
-        <w:gridCol w:w="2355"/>
-        <w:gridCol w:w="2355"/>
-        <w:gridCol w:w="2356"/>
-        <w:gridCol w:w="2356"/>
-      </w:tblGrid>
-      <w:tr>
-        <w:trPr>
-          <w:trHeight w:val="485"/>
-        </w:trPr>
-        <w:tc>
-          <w:tcPr>
-            <w:tcW w:w="2355" w:type="dxa"/>
-          </w:tcPr>
-          <w:p>
-            <w:pPr>
-              <w:tabs>
-                <w:tab w:val="left" w:pos="2676"/>
-              </w:tabs>
-              <w:rPr>
-                <w:rFonts w:ascii="Times New Roman" w:hAnsi="Times New Roman" w:cs="Times New Roman"/>
-              </w:rPr>
-            </w:pPr>
-          </w:p>
-        </w:tc>
-        <w:tc>
-          <w:tcPr>
-            <w:tcW w:w="2355" w:type="dxa"/>
-          </w:tcPr>
-          <w:p>
-            <w:pPr>
-              <w:tabs>
-                <w:tab w:val="left" w:pos="2676"/>
-              </w:tabs>
-              <w:rPr>
-                <w:rFonts w:ascii="Times New Roman" w:hAnsi="Times New Roman" w:cs="Times New Roman"/>
-              </w:rPr>
-            </w:pPr>
-            <w:r>
-              <w:rPr>
-                <w:rFonts w:ascii="Times New Roman" w:hAnsi="Times New Roman" w:cs="Times New Roman"/>
-              </w:rPr>
-              <w:t>Statistical</w:t>
-            </w:r>
-          </w:p>
-        </w:tc>
-        <w:tc>
-          <w:tcPr>
-            <w:tcW w:w="2356" w:type="dxa"/>
-          </w:tcPr>
-          <w:p>
-            <w:pPr>
-              <w:tabs>
-                <w:tab w:val="left" w:pos="2676"/>
-              </w:tabs>
-              <w:rPr>
-                <w:rFonts w:ascii="Times New Roman" w:hAnsi="Times New Roman" w:cs="Times New Roman"/>
-              </w:rPr>
-            </w:pPr>
-            <w:r>
-              <w:rPr>
-                <w:rFonts w:ascii="Times New Roman" w:hAnsi="Times New Roman" w:cs="Times New Roman"/>
-              </w:rPr>
-              <w:t>Matrix</w:t>
-            </w:r>
-          </w:p>
-        </w:tc>
-        <w:tc>
-          <w:tcPr>
-            <w:tcW w:w="2356" w:type="dxa"/>
-          </w:tcPr>
-          <w:p>
-            <w:pPr>
-              <w:tabs>
-                <w:tab w:val="left" w:pos="2676"/>
-              </w:tabs>
-              <w:rPr>
-                <w:rFonts w:ascii="Times New Roman" w:hAnsi="Times New Roman" w:cs="Times New Roman"/>
-              </w:rPr>
-            </w:pPr>
-            <w:r>
-              <w:rPr>
-                <w:rFonts w:ascii="Times New Roman" w:hAnsi="Times New Roman" w:cs="Times New Roman"/>
-              </w:rPr>
-              <w:t>Machine Learning</w:t>
-            </w:r>
-          </w:p>
-        </w:tc>
-      </w:tr>
-      <w:tr>
-        <w:trPr>
-          <w:trHeight w:val="485"/>
-        </w:trPr>
-        <w:tc>
-          <w:tcPr>
-            <w:tcW w:w="2355" w:type="dxa"/>
-          </w:tcPr>
-          <w:p>
-            <w:pPr>
-              <w:tabs>
-                <w:tab w:val="left" w:pos="2676"/>
-              </w:tabs>
-              <w:rPr>
-                <w:rFonts w:ascii="Times New Roman" w:hAnsi="Times New Roman" w:cs="Times New Roman"/>
-              </w:rPr>
-            </w:pPr>
-            <w:r>
-              <w:rPr>
-                <w:rFonts w:ascii="Times New Roman" w:hAnsi="Times New Roman" w:cs="Times New Roman"/>
-              </w:rPr>
-              <w:t>Time Complexity</w:t>
-            </w:r>
-          </w:p>
-        </w:tc>
-        <w:tc>
-          <w:tcPr>
-            <w:tcW w:w="2355" w:type="dxa"/>
-          </w:tcPr>
-          <w:p>
-            <w:pPr>
-              <w:tabs>
-                <w:tab w:val="left" w:pos="2676"/>
-              </w:tabs>
-              <w:rPr>
-                <w:rFonts w:ascii="Times New Roman" w:hAnsi="Times New Roman" w:cs="Times New Roman"/>
-              </w:rPr>
-            </w:pPr>
-            <w:r>
-              <w:rPr>
-                <w:rFonts w:ascii="Times New Roman" w:hAnsi="Times New Roman" w:cs="Times New Roman"/>
-              </w:rPr>
-              <w:t>O(n)</w:t>
-            </w:r>
-          </w:p>
-        </w:tc>
-        <w:tc>
-          <w:tcPr>
-            <w:tcW w:w="2356" w:type="dxa"/>
-          </w:tcPr>
-          <w:p>
-            <w:pPr>
-              <w:tabs>
-                <w:tab w:val="left" w:pos="2676"/>
-              </w:tabs>
-              <w:rPr>
-                <w:rFonts w:ascii="Times New Roman" w:hAnsi="Times New Roman" w:cs="Times New Roman"/>
-              </w:rPr>
-            </w:pPr>
-            <w:r>
-              <w:rPr>
-                <w:rFonts w:ascii="Times New Roman" w:hAnsi="Times New Roman" w:cs="Times New Roman"/>
-              </w:rPr>
-              <w:t>O(n)</w:t>
-            </w:r>
-          </w:p>
-        </w:tc>
-        <w:tc>
-          <w:tcPr>
-            <w:tcW w:w="2356" w:type="dxa"/>
-          </w:tcPr>
-          <w:p>
-            <w:pPr>
-              <w:tabs>
-                <w:tab w:val="left" w:pos="2676"/>
-              </w:tabs>
-              <w:rPr>
-                <w:rFonts w:ascii="Times New Roman" w:hAnsi="Times New Roman" w:cs="Times New Roman"/>
-              </w:rPr>
-            </w:pPr>
-            <w:r>
-              <w:rPr>
-                <w:rFonts w:ascii="Times New Roman" w:hAnsi="Times New Roman" w:cs="Times New Roman"/>
-              </w:rPr>
-              <w:t>O(</w:t>
-            </w:r>
-            <w:r>
-              <w:rPr>
-                <w:rFonts w:ascii="Times New Roman" w:hAnsi="Times New Roman" w:cs="Times New Roman"/>
-              </w:rPr>
-              <w:t>n</w:t>
-            </w:r>
-            <w:r>
-              <w:rPr>
-                <w:rFonts w:ascii="Times New Roman" w:hAnsi="Times New Roman" w:cs="Times New Roman"/>
-              </w:rPr>
-              <w:t>)</w:t>
-            </w:r>
-          </w:p>
-        </w:tc>
-      </w:tr>
-      <w:tr>
-        <w:trPr>
-          <w:trHeight w:val="505"/>
-        </w:trPr>
-        <w:tc>
-          <w:tcPr>
-            <w:tcW w:w="2355" w:type="dxa"/>
-          </w:tcPr>
-          <w:p>
-            <w:pPr>
-              <w:tabs>
-                <w:tab w:val="left" w:pos="2676"/>
-              </w:tabs>
-              <w:rPr>
-                <w:rFonts w:ascii="Times New Roman" w:hAnsi="Times New Roman" w:cs="Times New Roman"/>
-              </w:rPr>
-            </w:pPr>
-            <w:r>
-              <w:rPr>
-                <w:rFonts w:ascii="Times New Roman" w:hAnsi="Times New Roman" w:cs="Times New Roman"/>
-              </w:rPr>
-              <w:t>Spatial Complexity</w:t>
-            </w:r>
-          </w:p>
-        </w:tc>
-        <w:tc>
-          <w:tcPr>
-            <w:tcW w:w="2355" w:type="dxa"/>
-          </w:tcPr>
-          <w:p>
-            <w:pPr>
-              <w:tabs>
-                <w:tab w:val="left" w:pos="2676"/>
-              </w:tabs>
-              <w:rPr>
-                <w:rFonts w:ascii="Times New Roman" w:hAnsi="Times New Roman" w:cs="Times New Roman"/>
-              </w:rPr>
-            </w:pPr>
-            <w:r>
-              <w:rPr>
-                <w:rFonts w:ascii="Times New Roman" w:hAnsi="Times New Roman" w:cs="Times New Roman"/>
-              </w:rPr>
-              <w:t>O(1)</w:t>
-            </w:r>
-          </w:p>
-        </w:tc>
-        <w:tc>
-          <w:tcPr>
-            <w:tcW w:w="2356" w:type="dxa"/>
-          </w:tcPr>
-          <w:p>
-            <w:pPr>
-              <w:tabs>
-                <w:tab w:val="left" w:pos="2676"/>
-              </w:tabs>
-              <w:rPr>
-                <w:rFonts w:ascii="Times New Roman" w:hAnsi="Times New Roman" w:cs="Times New Roman"/>
-              </w:rPr>
-            </w:pPr>
-            <w:r>
-              <w:rPr>
-                <w:rFonts w:ascii="Times New Roman" w:hAnsi="Times New Roman" w:cs="Times New Roman"/>
-              </w:rPr>
-              <w:t>O(</w:t>
-            </w:r>
-            <w:r>
-              <w:rPr>
-                <w:rFonts w:ascii="Times New Roman" w:hAnsi="Times New Roman" w:cs="Times New Roman"/>
-              </w:rPr>
-              <w:t>n</w:t>
-            </w:r>
-            <w:r>
-              <w:rPr>
-                <w:rFonts w:ascii="Times New Roman" w:hAnsi="Times New Roman" w:cs="Times New Roman"/>
-              </w:rPr>
-              <w:t>)</w:t>
-            </w:r>
-          </w:p>
-        </w:tc>
-        <w:tc>
-          <w:tcPr>
-            <w:tcW w:w="2356" w:type="dxa"/>
-          </w:tcPr>
-          <w:p>
-            <w:pPr>
-              <w:tabs>
-                <w:tab w:val="left" w:pos="2676"/>
-              </w:tabs>
-              <w:rPr>
-                <w:rFonts w:ascii="Times New Roman" w:hAnsi="Times New Roman" w:cs="Times New Roman"/>
-              </w:rPr>
-            </w:pPr>
-            <w:r>
-              <w:rPr>
-                <w:rFonts w:ascii="Times New Roman" w:hAnsi="Times New Roman" w:cs="Times New Roman"/>
-              </w:rPr>
-              <w:t>O(</w:t>
-            </w:r>
-            <w:r>
-              <w:rPr>
-                <w:rFonts w:ascii="Times New Roman" w:hAnsi="Times New Roman" w:cs="Times New Roman"/>
-              </w:rPr>
-              <w:t>n</w:t>
-            </w:r>
-            <w:r>
-              <w:rPr>
-                <w:rFonts w:ascii="Times New Roman" w:hAnsi="Times New Roman" w:cs="Times New Roman"/>
-              </w:rPr>
-              <w:t>)</w:t>
-            </w:r>
-          </w:p>
-        </w:tc>
-      </w:tr>
-    </w:tbl>
     <w:p>
       <w:pPr>
         <w:tabs>
@@ -4698,6 +4338,8 @@
         </w:tabs>
         <w:rPr>
           <w:rFonts w:ascii="Times New Roman" w:hAnsi="Times New Roman" w:cs="Times New Roman"/>
+          <w:b/>
+          <w:bCs/>
         </w:rPr>
       </w:pPr>
     </w:p>
@@ -4755,7 +4397,7 @@
                     </pic:cNvPicPr>
                   </pic:nvPicPr>
                   <pic:blipFill>
-                    <a:blip r:embed="rId12">
+                    <a:blip r:embed="rId10">
                       <a:extLst>
                         <a:ext uri="{28A0092B-C50C-407E-A947-70E740481C1C}">
                           <a14:useLocalDpi xmlns:a14="http://schemas.microsoft.com/office/drawing/2010/main" val="0"/>
@@ -5002,6 +4644,420 @@
         </w:tc>
       </w:tr>
     </w:tbl>
+    <w:tbl>
+      <w:tblPr>
+        <w:tblStyle w:val="TableGrid"/>
+        <w:tblpPr w:leftFromText="180" w:rightFromText="180" w:vertAnchor="text" w:horzAnchor="margin" w:tblpY="192"/>
+        <w:tblW w:w="9422" w:type="dxa"/>
+        <w:tblLook w:val="04A0" w:firstRow="1" w:lastRow="0" w:firstColumn="1" w:lastColumn="0" w:noHBand="0" w:noVBand="1"/>
+      </w:tblPr>
+      <w:tblGrid>
+        <w:gridCol w:w="2355"/>
+        <w:gridCol w:w="2355"/>
+        <w:gridCol w:w="2356"/>
+        <w:gridCol w:w="2356"/>
+      </w:tblGrid>
+      <w:tr>
+        <w:trPr>
+          <w:trHeight w:val="485"/>
+        </w:trPr>
+        <w:tc>
+          <w:tcPr>
+            <w:tcW w:w="2355" w:type="dxa"/>
+          </w:tcPr>
+          <w:p>
+            <w:pPr>
+              <w:tabs>
+                <w:tab w:val="left" w:pos="2676"/>
+              </w:tabs>
+              <w:rPr>
+                <w:rFonts w:ascii="Times New Roman" w:hAnsi="Times New Roman" w:cs="Times New Roman"/>
+              </w:rPr>
+            </w:pPr>
+          </w:p>
+        </w:tc>
+        <w:tc>
+          <w:tcPr>
+            <w:tcW w:w="2355" w:type="dxa"/>
+          </w:tcPr>
+          <w:p>
+            <w:pPr>
+              <w:tabs>
+                <w:tab w:val="left" w:pos="2676"/>
+              </w:tabs>
+              <w:rPr>
+                <w:rFonts w:ascii="Times New Roman" w:hAnsi="Times New Roman" w:cs="Times New Roman"/>
+              </w:rPr>
+            </w:pPr>
+            <w:r>
+              <w:rPr>
+                <w:rFonts w:ascii="Times New Roman" w:hAnsi="Times New Roman" w:cs="Times New Roman"/>
+              </w:rPr>
+              <w:t>Statistical</w:t>
+            </w:r>
+          </w:p>
+        </w:tc>
+        <w:tc>
+          <w:tcPr>
+            <w:tcW w:w="2356" w:type="dxa"/>
+          </w:tcPr>
+          <w:p>
+            <w:pPr>
+              <w:tabs>
+                <w:tab w:val="left" w:pos="2676"/>
+              </w:tabs>
+              <w:rPr>
+                <w:rFonts w:ascii="Times New Roman" w:hAnsi="Times New Roman" w:cs="Times New Roman"/>
+              </w:rPr>
+            </w:pPr>
+            <w:r>
+              <w:rPr>
+                <w:rFonts w:ascii="Times New Roman" w:hAnsi="Times New Roman" w:cs="Times New Roman"/>
+              </w:rPr>
+              <w:t>Matrix</w:t>
+            </w:r>
+          </w:p>
+        </w:tc>
+        <w:tc>
+          <w:tcPr>
+            <w:tcW w:w="2356" w:type="dxa"/>
+          </w:tcPr>
+          <w:p>
+            <w:pPr>
+              <w:tabs>
+                <w:tab w:val="left" w:pos="2676"/>
+              </w:tabs>
+              <w:rPr>
+                <w:rFonts w:ascii="Times New Roman" w:hAnsi="Times New Roman" w:cs="Times New Roman"/>
+              </w:rPr>
+            </w:pPr>
+            <w:r>
+              <w:rPr>
+                <w:rFonts w:ascii="Times New Roman" w:hAnsi="Times New Roman" w:cs="Times New Roman"/>
+              </w:rPr>
+              <w:t>Machine Learning</w:t>
+            </w:r>
+          </w:p>
+        </w:tc>
+      </w:tr>
+      <w:tr>
+        <w:trPr>
+          <w:trHeight w:val="485"/>
+        </w:trPr>
+        <w:tc>
+          <w:tcPr>
+            <w:tcW w:w="2355" w:type="dxa"/>
+          </w:tcPr>
+          <w:p>
+            <w:pPr>
+              <w:tabs>
+                <w:tab w:val="left" w:pos="2676"/>
+              </w:tabs>
+              <w:rPr>
+                <w:rFonts w:ascii="Times New Roman" w:hAnsi="Times New Roman" w:cs="Times New Roman"/>
+              </w:rPr>
+            </w:pPr>
+            <w:r>
+              <w:rPr>
+                <w:rFonts w:ascii="Times New Roman" w:hAnsi="Times New Roman" w:cs="Times New Roman"/>
+              </w:rPr>
+              <w:t>Time Complexity</w:t>
+            </w:r>
+          </w:p>
+        </w:tc>
+        <w:tc>
+          <w:tcPr>
+            <w:tcW w:w="2355" w:type="dxa"/>
+          </w:tcPr>
+          <w:p>
+            <w:pPr>
+              <w:tabs>
+                <w:tab w:val="left" w:pos="2676"/>
+              </w:tabs>
+              <w:rPr>
+                <w:rFonts w:ascii="Times New Roman" w:hAnsi="Times New Roman" w:cs="Times New Roman"/>
+              </w:rPr>
+            </w:pPr>
+            <w:r>
+              <w:rPr>
+                <w:rFonts w:ascii="Times New Roman" w:hAnsi="Times New Roman" w:cs="Times New Roman"/>
+              </w:rPr>
+              <w:t>O(n)</w:t>
+            </w:r>
+          </w:p>
+        </w:tc>
+        <w:tc>
+          <w:tcPr>
+            <w:tcW w:w="2356" w:type="dxa"/>
+          </w:tcPr>
+          <w:p>
+            <w:pPr>
+              <w:tabs>
+                <w:tab w:val="left" w:pos="2676"/>
+              </w:tabs>
+              <w:rPr>
+                <w:rFonts w:ascii="Times New Roman" w:hAnsi="Times New Roman" w:cs="Times New Roman"/>
+              </w:rPr>
+            </w:pPr>
+            <w:r>
+              <w:rPr>
+                <w:rFonts w:ascii="Times New Roman" w:hAnsi="Times New Roman" w:cs="Times New Roman"/>
+              </w:rPr>
+              <w:t>O(n)</w:t>
+            </w:r>
+          </w:p>
+        </w:tc>
+        <w:tc>
+          <w:tcPr>
+            <w:tcW w:w="2356" w:type="dxa"/>
+          </w:tcPr>
+          <w:p>
+            <w:pPr>
+              <w:tabs>
+                <w:tab w:val="left" w:pos="2676"/>
+              </w:tabs>
+              <w:rPr>
+                <w:rFonts w:ascii="Times New Roman" w:hAnsi="Times New Roman" w:cs="Times New Roman"/>
+              </w:rPr>
+            </w:pPr>
+            <w:r>
+              <w:rPr>
+                <w:rFonts w:ascii="Times New Roman" w:hAnsi="Times New Roman" w:cs="Times New Roman"/>
+              </w:rPr>
+              <w:t>O(n)</w:t>
+            </w:r>
+          </w:p>
+        </w:tc>
+      </w:tr>
+      <w:tr>
+        <w:trPr>
+          <w:trHeight w:val="505"/>
+        </w:trPr>
+        <w:tc>
+          <w:tcPr>
+            <w:tcW w:w="2355" w:type="dxa"/>
+          </w:tcPr>
+          <w:p>
+            <w:pPr>
+              <w:tabs>
+                <w:tab w:val="left" w:pos="2676"/>
+              </w:tabs>
+              <w:rPr>
+                <w:rFonts w:ascii="Times New Roman" w:hAnsi="Times New Roman" w:cs="Times New Roman"/>
+              </w:rPr>
+            </w:pPr>
+            <w:r>
+              <w:rPr>
+                <w:rFonts w:ascii="Times New Roman" w:hAnsi="Times New Roman" w:cs="Times New Roman"/>
+              </w:rPr>
+              <w:t>Spatial Complexity</w:t>
+            </w:r>
+          </w:p>
+        </w:tc>
+        <w:tc>
+          <w:tcPr>
+            <w:tcW w:w="2355" w:type="dxa"/>
+          </w:tcPr>
+          <w:p>
+            <w:pPr>
+              <w:tabs>
+                <w:tab w:val="left" w:pos="2676"/>
+              </w:tabs>
+              <w:rPr>
+                <w:rFonts w:ascii="Times New Roman" w:hAnsi="Times New Roman" w:cs="Times New Roman"/>
+              </w:rPr>
+            </w:pPr>
+            <w:r>
+              <w:rPr>
+                <w:rFonts w:ascii="Times New Roman" w:hAnsi="Times New Roman" w:cs="Times New Roman"/>
+              </w:rPr>
+              <w:t>O(1)</w:t>
+            </w:r>
+          </w:p>
+        </w:tc>
+        <w:tc>
+          <w:tcPr>
+            <w:tcW w:w="2356" w:type="dxa"/>
+          </w:tcPr>
+          <w:p>
+            <w:pPr>
+              <w:tabs>
+                <w:tab w:val="left" w:pos="2676"/>
+              </w:tabs>
+              <w:rPr>
+                <w:rFonts w:ascii="Times New Roman" w:hAnsi="Times New Roman" w:cs="Times New Roman"/>
+              </w:rPr>
+            </w:pPr>
+            <w:r>
+              <w:rPr>
+                <w:rFonts w:ascii="Times New Roman" w:hAnsi="Times New Roman" w:cs="Times New Roman"/>
+              </w:rPr>
+              <w:t>O(n)</w:t>
+            </w:r>
+          </w:p>
+        </w:tc>
+        <w:tc>
+          <w:tcPr>
+            <w:tcW w:w="2356" w:type="dxa"/>
+          </w:tcPr>
+          <w:p>
+            <w:pPr>
+              <w:tabs>
+                <w:tab w:val="left" w:pos="2676"/>
+              </w:tabs>
+              <w:rPr>
+                <w:rFonts w:ascii="Times New Roman" w:hAnsi="Times New Roman" w:cs="Times New Roman"/>
+              </w:rPr>
+            </w:pPr>
+            <w:r>
+              <w:rPr>
+                <w:rFonts w:ascii="Times New Roman" w:hAnsi="Times New Roman" w:cs="Times New Roman"/>
+              </w:rPr>
+              <w:t>O(n)</w:t>
+            </w:r>
+          </w:p>
+        </w:tc>
+      </w:tr>
+    </w:tbl>
+    <w:p>
+      <w:pPr>
+        <w:tabs>
+          <w:tab w:val="left" w:pos="2676"/>
+        </w:tabs>
+        <w:rPr>
+          <w:rFonts w:ascii="Times New Roman" w:hAnsi="Times New Roman" w:cs="Times New Roman"/>
+        </w:rPr>
+      </w:pPr>
+      <w:r>
+        <w:rPr>
+          <w:rFonts w:ascii="Times New Roman" w:hAnsi="Times New Roman" w:cs="Times New Roman"/>
+          <w:b/>
+          <w:bCs/>
+        </w:rPr>
+        <w:t>Accuracy:</w:t>
+      </w:r>
+    </w:p>
+    <w:p>
+      <w:pPr>
+        <w:tabs>
+          <w:tab w:val="left" w:pos="2676"/>
+        </w:tabs>
+        <w:rPr>
+          <w:rFonts w:ascii="Times New Roman" w:hAnsi="Times New Roman" w:cs="Times New Roman"/>
+        </w:rPr>
+      </w:pPr>
+      <w:r>
+        <w:rPr>
+          <w:rFonts w:ascii="Times New Roman" w:hAnsi="Times New Roman" w:cs="Times New Roman"/>
+        </w:rPr>
+        <w:t>Though not mentioned in the poster, there is a Python script in the code base that measures the accuracy of the machine learning model generated. The formulas used to measure the accuracy of the model were decided to be the R</w:t>
+      </w:r>
+      <w:r>
+        <w:rPr>
+          <w:rFonts w:ascii="Times New Roman" w:hAnsi="Times New Roman" w:cs="Times New Roman"/>
+          <w:vertAlign w:val="superscript"/>
+        </w:rPr>
+        <w:t xml:space="preserve">2 </w:t>
+      </w:r>
+      <w:r>
+        <w:rPr>
+          <w:rFonts w:ascii="Times New Roman" w:hAnsi="Times New Roman" w:cs="Times New Roman"/>
+        </w:rPr>
+        <w:t>and the Root Mean Squared Error. In the model generated, the R</w:t>
+      </w:r>
+      <w:r>
+        <w:rPr>
+          <w:rFonts w:ascii="Times New Roman" w:hAnsi="Times New Roman" w:cs="Times New Roman"/>
+          <w:vertAlign w:val="superscript"/>
+        </w:rPr>
+        <w:t>2</w:t>
+      </w:r>
+      <w:r>
+        <w:rPr>
+          <w:rFonts w:ascii="Times New Roman" w:hAnsi="Times New Roman" w:cs="Times New Roman"/>
+        </w:rPr>
+        <w:t xml:space="preserve"> was calculated to be </w:t>
+      </w:r>
+      <w:r>
+        <w:rPr>
+          <w:rFonts w:ascii="Times New Roman" w:hAnsi="Times New Roman" w:cs="Times New Roman"/>
+        </w:rPr>
+        <w:t>0.419</w:t>
+      </w:r>
+      <w:r>
+        <w:rPr>
+          <w:rFonts w:ascii="Times New Roman" w:hAnsi="Times New Roman" w:cs="Times New Roman"/>
+        </w:rPr>
+        <w:t xml:space="preserve">. </w:t>
+      </w:r>
+      <w:r>
+        <w:rPr>
+          <w:rFonts w:ascii="Times New Roman" w:hAnsi="Times New Roman" w:cs="Times New Roman"/>
+        </w:rPr>
+        <w:t xml:space="preserve">This means that the model </w:t>
+      </w:r>
+      <w:r>
+        <w:rPr>
+          <w:rFonts w:ascii="Times New Roman" w:hAnsi="Times New Roman" w:cs="Times New Roman"/>
+        </w:rPr>
+        <w:t>accounts for</w:t>
+      </w:r>
+      <w:r>
+        <w:rPr>
+          <w:rFonts w:ascii="Times New Roman" w:hAnsi="Times New Roman" w:cs="Times New Roman"/>
+        </w:rPr>
+        <w:t xml:space="preserve"> ~42% of the variance in home value. This is supported by the </w:t>
+      </w:r>
+      <w:r>
+        <w:rPr>
+          <w:rFonts w:ascii="Times New Roman" w:hAnsi="Times New Roman" w:cs="Times New Roman"/>
+        </w:rPr>
+        <w:t xml:space="preserve">RMSE of 6.8, which in the dataset's units of </w:t>
+      </w:r>
+      <w:r>
+        <w:rPr>
+          <w:rFonts w:ascii="Times New Roman" w:hAnsi="Times New Roman" w:cs="Times New Roman"/>
+        </w:rPr>
+        <w:lastRenderedPageBreak/>
+        <w:t xml:space="preserve">thousands of dollars </w:t>
+      </w:r>
+      <w:r>
+        <w:rPr>
+          <w:rFonts w:ascii="Times New Roman" w:hAnsi="Times New Roman" w:cs="Times New Roman"/>
+        </w:rPr>
+        <w:t>correspond</w:t>
+      </w:r>
+      <w:r>
+        <w:rPr>
+          <w:rFonts w:ascii="Times New Roman" w:hAnsi="Times New Roman" w:cs="Times New Roman"/>
+        </w:rPr>
+        <w:t xml:space="preserve"> to roughly $6,800</w:t>
+      </w:r>
+      <w:r>
+        <w:rPr>
+          <w:rFonts w:ascii="Times New Roman" w:hAnsi="Times New Roman" w:cs="Times New Roman"/>
+        </w:rPr>
+        <w:t xml:space="preserve">. </w:t>
+      </w:r>
+      <w:r>
+        <w:rPr>
+          <w:rFonts w:ascii="Times New Roman" w:hAnsi="Times New Roman" w:cs="Times New Roman"/>
+        </w:rPr>
+        <w:t>This means that the model misses the correct values of the home by ~$6800. These values present very real issues that will be discussed further</w:t>
+      </w:r>
+      <w:r>
+        <w:rPr>
+          <w:rFonts w:ascii="Times New Roman" w:hAnsi="Times New Roman" w:cs="Times New Roman"/>
+        </w:rPr>
+        <w:t xml:space="preserve"> later in this documentation</w:t>
+      </w:r>
+      <w:r>
+        <w:rPr>
+          <w:rFonts w:ascii="Times New Roman" w:hAnsi="Times New Roman" w:cs="Times New Roman"/>
+        </w:rPr>
+        <w:t>.</w:t>
+      </w:r>
+    </w:p>
     <w:p>
       <w:pPr>
         <w:tabs>
@@ -5045,37 +5101,7 @@
         <w:rPr>
           <w:rFonts w:ascii="Times New Roman" w:hAnsi="Times New Roman" w:cs="Times New Roman"/>
         </w:rPr>
-        <w:t xml:space="preserve">There’s a lot to address within the 3 different implementations. </w:t>
-      </w:r>
-      <w:r>
-        <w:rPr>
-          <w:rFonts w:ascii="Times New Roman" w:hAnsi="Times New Roman" w:cs="Times New Roman"/>
-        </w:rPr>
-        <w:t>To</w:t>
-      </w:r>
-      <w:r>
-        <w:rPr>
-          <w:rFonts w:ascii="Times New Roman" w:hAnsi="Times New Roman" w:cs="Times New Roman"/>
-        </w:rPr>
-        <w:t xml:space="preserve"> compare each method, </w:t>
-      </w:r>
-      <w:r>
-        <w:rPr>
-          <w:rFonts w:ascii="Times New Roman" w:hAnsi="Times New Roman" w:cs="Times New Roman"/>
-        </w:rPr>
-        <w:t xml:space="preserve">they must be looked at in totality. First, it’s important to recognize their inherent differences. </w:t>
-      </w:r>
-      <w:r>
-        <w:rPr>
-          <w:rFonts w:ascii="Times New Roman" w:hAnsi="Times New Roman" w:cs="Times New Roman"/>
-        </w:rPr>
-        <w:t>The s</w:t>
-      </w:r>
-      <w:r>
-        <w:rPr>
-          <w:rFonts w:ascii="Times New Roman" w:hAnsi="Times New Roman" w:cs="Times New Roman"/>
-        </w:rPr>
-        <w:t>tatistical approach</w:t>
+        <w:t>There's a lot to address within the 3 different implementations. To compare each method, they must be looked at in totality. First, it's important to recognize their inherent differences. The statistical approach and the matrix approach both give exact values of the line. Machine learning shares the goal of drawing an accurate line, but it does not aim to compute that line exactly. It accepts that approximating and iteratively adjusting these values is more efficient than solving for them directly at scale. This may seem untrue at first, but it can be attributed to the shape of the problem rather than its raw size. The model in this project uses a single feature, which fixes d at 2. In industry practice, models routinely use hundreds or thousands of features, and it is growth along that dimension, not the number of data points, that determines which method remains tractable. For a low-dimensional problem like this one, the statistical and matrix approaches are better suited. Gradient descent ran 10,000 epochs to reach a line the closed-form methods produce in a single pass.</w:t>
       </w:r>
       <w:r>
         <w:rPr>
@@ -5087,236 +5113,19 @@
         <w:rPr>
           <w:rFonts w:ascii="Times New Roman" w:hAnsi="Times New Roman" w:cs="Times New Roman"/>
         </w:rPr>
-        <w:t xml:space="preserve">and the </w:t>
-      </w:r>
-      <w:r>
-        <w:rPr>
-          <w:rFonts w:ascii="Times New Roman" w:hAnsi="Times New Roman" w:cs="Times New Roman"/>
-        </w:rPr>
-        <w:t xml:space="preserve">matrix approach </w:t>
-      </w:r>
-      <w:r>
-        <w:rPr>
-          <w:rFonts w:ascii="Times New Roman" w:hAnsi="Times New Roman" w:cs="Times New Roman"/>
-        </w:rPr>
-        <w:t>are both methods that give exact values of</w:t>
-      </w:r>
-      <w:r>
-        <w:rPr>
-          <w:rFonts w:ascii="Times New Roman" w:hAnsi="Times New Roman" w:cs="Times New Roman"/>
-        </w:rPr>
-        <w:t xml:space="preserve"> the line. </w:t>
-      </w:r>
-      <w:r>
-        <w:rPr>
-          <w:rFonts w:ascii="Times New Roman" w:hAnsi="Times New Roman" w:cs="Times New Roman"/>
-        </w:rPr>
-        <w:t xml:space="preserve">With machine learning, the goal is </w:t>
-      </w:r>
-      <w:r>
-        <w:rPr>
-          <w:rFonts w:ascii="Times New Roman" w:hAnsi="Times New Roman" w:cs="Times New Roman"/>
-        </w:rPr>
-        <w:t>like</w:t>
-      </w:r>
-      <w:r>
-        <w:rPr>
-          <w:rFonts w:ascii="Times New Roman" w:hAnsi="Times New Roman" w:cs="Times New Roman"/>
-        </w:rPr>
-        <w:t xml:space="preserve"> the previous methods, which is drawing an accurate line, however, it differs from the goal of giving an exact line. Machine </w:t>
-      </w:r>
-      <w:r>
-        <w:rPr>
-          <w:rFonts w:ascii="Times New Roman" w:hAnsi="Times New Roman" w:cs="Times New Roman"/>
-        </w:rPr>
-        <w:t>l</w:t>
-      </w:r>
-      <w:r>
-        <w:rPr>
-          <w:rFonts w:ascii="Times New Roman" w:hAnsi="Times New Roman" w:cs="Times New Roman"/>
-        </w:rPr>
-        <w:t xml:space="preserve">earning accepts that </w:t>
-      </w:r>
-      <w:r>
-        <w:rPr>
-          <w:rFonts w:ascii="Times New Roman" w:hAnsi="Times New Roman" w:cs="Times New Roman"/>
-        </w:rPr>
-        <w:t xml:space="preserve">it is more </w:t>
-      </w:r>
-      <w:r>
-        <w:rPr>
-          <w:rFonts w:ascii="Times New Roman" w:hAnsi="Times New Roman" w:cs="Times New Roman"/>
-        </w:rPr>
-        <w:lastRenderedPageBreak/>
-        <w:t xml:space="preserve">efficient to approximate and adjust </w:t>
-      </w:r>
-      <w:r>
-        <w:rPr>
-          <w:rFonts w:ascii="Times New Roman" w:hAnsi="Times New Roman" w:cs="Times New Roman"/>
-        </w:rPr>
-        <w:t>these values</w:t>
-      </w:r>
-      <w:r>
-        <w:rPr>
-          <w:rFonts w:ascii="Times New Roman" w:hAnsi="Times New Roman" w:cs="Times New Roman"/>
-        </w:rPr>
-        <w:t xml:space="preserve"> accurately</w:t>
-      </w:r>
-      <w:r>
-        <w:rPr>
-          <w:rFonts w:ascii="Times New Roman" w:hAnsi="Times New Roman" w:cs="Times New Roman"/>
-        </w:rPr>
-        <w:t xml:space="preserve"> than it is to compute them exactly</w:t>
-      </w:r>
-      <w:r>
-        <w:rPr>
-          <w:rFonts w:ascii="Times New Roman" w:hAnsi="Times New Roman" w:cs="Times New Roman"/>
-        </w:rPr>
-        <w:t xml:space="preserve"> at scale. This </w:t>
-      </w:r>
-      <w:r>
-        <w:rPr>
-          <w:rFonts w:ascii="Times New Roman" w:hAnsi="Times New Roman" w:cs="Times New Roman"/>
-        </w:rPr>
-        <w:t>may seem untrue at first</w:t>
-      </w:r>
-      <w:r>
-        <w:rPr>
-          <w:rFonts w:ascii="Times New Roman" w:hAnsi="Times New Roman" w:cs="Times New Roman"/>
-        </w:rPr>
-        <w:t xml:space="preserve">, </w:t>
-      </w:r>
-      <w:r>
-        <w:rPr>
-          <w:rFonts w:ascii="Times New Roman" w:hAnsi="Times New Roman" w:cs="Times New Roman"/>
-        </w:rPr>
-        <w:t>however</w:t>
-      </w:r>
-      <w:r>
-        <w:rPr>
-          <w:rFonts w:ascii="Times New Roman" w:hAnsi="Times New Roman" w:cs="Times New Roman"/>
-        </w:rPr>
-        <w:t xml:space="preserve"> upon further analysis, this can be</w:t>
-      </w:r>
-      <w:r>
-        <w:rPr>
-          <w:rFonts w:ascii="Times New Roman" w:hAnsi="Times New Roman" w:cs="Times New Roman"/>
-        </w:rPr>
-        <w:t xml:space="preserve"> attributed</w:t>
-      </w:r>
-      <w:r>
-        <w:rPr>
-          <w:rFonts w:ascii="Times New Roman" w:hAnsi="Times New Roman" w:cs="Times New Roman"/>
-        </w:rPr>
-        <w:t xml:space="preserve"> to the problem size. </w:t>
-      </w:r>
-      <w:r>
-        <w:rPr>
-          <w:rFonts w:ascii="Times New Roman" w:hAnsi="Times New Roman" w:cs="Times New Roman"/>
-        </w:rPr>
-        <w:t xml:space="preserve">The dataset that was used has about 500 data points. Though this value seems like </w:t>
-      </w:r>
-      <w:r>
-        <w:rPr>
-          <w:rFonts w:ascii="Times New Roman" w:hAnsi="Times New Roman" w:cs="Times New Roman"/>
-        </w:rPr>
-        <w:t xml:space="preserve">a substantial amount, in practice, it’s much more meager than it seems. </w:t>
-      </w:r>
-      <w:r>
-        <w:rPr>
-          <w:rFonts w:ascii="Times New Roman" w:hAnsi="Times New Roman" w:cs="Times New Roman"/>
-        </w:rPr>
-        <w:t xml:space="preserve">In industry practice, </w:t>
-      </w:r>
-      <w:r>
-        <w:rPr>
-          <w:rFonts w:ascii="Times New Roman" w:hAnsi="Times New Roman" w:cs="Times New Roman"/>
-        </w:rPr>
-        <w:t xml:space="preserve">there may be thousands or millions of data points. Once these numbers become larger, the key word “scale” becomes more important. Machine Learning </w:t>
-      </w:r>
-      <w:r>
-        <w:rPr>
-          <w:rFonts w:ascii="Times New Roman" w:hAnsi="Times New Roman" w:cs="Times New Roman"/>
-        </w:rPr>
-        <w:t xml:space="preserve">was not the best approach for this dataset. For a </w:t>
-      </w:r>
-      <w:r>
-        <w:rPr>
-          <w:rFonts w:ascii="Times New Roman" w:hAnsi="Times New Roman" w:cs="Times New Roman"/>
-        </w:rPr>
-        <w:t xml:space="preserve">smaller </w:t>
-      </w:r>
-      <w:r>
-        <w:rPr>
-          <w:rFonts w:ascii="Times New Roman" w:hAnsi="Times New Roman" w:cs="Times New Roman"/>
-        </w:rPr>
-        <w:t>problem size</w:t>
-      </w:r>
-      <w:r>
-        <w:rPr>
-          <w:rFonts w:ascii="Times New Roman" w:hAnsi="Times New Roman" w:cs="Times New Roman"/>
-        </w:rPr>
-        <w:t xml:space="preserve"> the </w:t>
-      </w:r>
-      <w:r>
-        <w:rPr>
-          <w:rFonts w:ascii="Times New Roman" w:hAnsi="Times New Roman" w:cs="Times New Roman"/>
-        </w:rPr>
-        <w:t>statistical</w:t>
-      </w:r>
-      <w:r>
-        <w:rPr>
-          <w:rFonts w:ascii="Times New Roman" w:hAnsi="Times New Roman" w:cs="Times New Roman"/>
-        </w:rPr>
-        <w:t xml:space="preserve"> and </w:t>
-      </w:r>
-      <w:r>
-        <w:rPr>
-          <w:rFonts w:ascii="Times New Roman" w:hAnsi="Times New Roman" w:cs="Times New Roman"/>
-        </w:rPr>
-        <w:t xml:space="preserve">matrix approach can be </w:t>
-      </w:r>
-      <w:r>
-        <w:rPr>
-          <w:rFonts w:ascii="Times New Roman" w:hAnsi="Times New Roman" w:cs="Times New Roman"/>
-        </w:rPr>
-        <w:t>better suited</w:t>
-      </w:r>
-      <w:r>
-        <w:rPr>
-          <w:rFonts w:ascii="Times New Roman" w:hAnsi="Times New Roman" w:cs="Times New Roman"/>
-        </w:rPr>
-        <w:t xml:space="preserve">. However, this does not discredit the </w:t>
-      </w:r>
-      <w:r>
-        <w:rPr>
-          <w:rFonts w:ascii="Times New Roman" w:hAnsi="Times New Roman" w:cs="Times New Roman"/>
-        </w:rPr>
-        <w:t xml:space="preserve">machine learning method in the slightest. </w:t>
-      </w:r>
-      <w:r>
-        <w:rPr>
-          <w:rFonts w:ascii="Times New Roman" w:hAnsi="Times New Roman" w:cs="Times New Roman"/>
-        </w:rPr>
-        <w:t xml:space="preserve">For a fixed problem set like the dataset used in this project, machine learning is not well-suited but, for a </w:t>
-      </w:r>
-      <w:r>
-        <w:rPr>
-          <w:rFonts w:ascii="Times New Roman" w:hAnsi="Times New Roman" w:cs="Times New Roman"/>
-        </w:rPr>
-        <w:t xml:space="preserve">forever growing dataset, </w:t>
-      </w:r>
-      <w:r>
-        <w:rPr>
-          <w:rFonts w:ascii="Times New Roman" w:hAnsi="Times New Roman" w:cs="Times New Roman"/>
-        </w:rPr>
-        <w:t>machine learning would flourish where the other methods slow down</w:t>
-      </w:r>
-      <w:r>
-        <w:rPr>
-          <w:rFonts w:ascii="Times New Roman" w:hAnsi="Times New Roman" w:cs="Times New Roman"/>
-        </w:rPr>
-        <w:t xml:space="preserve"> for many reasons. </w:t>
+        <w:t>That it converged to within roughly 0.1% of the analytic solution (9.11 versus 9.10) validates the implementation, but it does not make it the efficient choice here.</w:t>
+      </w:r>
+      <w:r>
+        <w:rPr>
+          <w:rFonts w:ascii="Times New Roman" w:hAnsi="Times New Roman" w:cs="Times New Roman"/>
+        </w:rPr>
+        <w:t xml:space="preserve"> This does not discredit the machine learning method. As the feature count grows, the direct methods slow down in a way gradient descent does not, and this is evident in the computational complexities for each method.</w:t>
+      </w:r>
+      <w:r>
+        <w:rPr>
+          <w:rFonts w:ascii="Times New Roman" w:hAnsi="Times New Roman" w:cs="Times New Roman"/>
+        </w:rPr>
+        <w:t xml:space="preserve"> </w:t>
       </w:r>
     </w:p>
     <w:p>
@@ -5332,171 +5141,19 @@
         <w:rPr>
           <w:rFonts w:ascii="Times New Roman" w:hAnsi="Times New Roman" w:cs="Times New Roman"/>
         </w:rPr>
-        <w:t xml:space="preserve">Within the complexity analysis for this project, the complexity of each method </w:t>
-      </w:r>
-      <w:r>
-        <w:rPr>
-          <w:rFonts w:ascii="Times New Roman" w:hAnsi="Times New Roman" w:cs="Times New Roman"/>
-        </w:rPr>
-        <w:t>degenerated to O(n) roughly, however, it’s important to understand how they grow at scale</w:t>
-      </w:r>
-      <w:r>
-        <w:rPr>
-          <w:rFonts w:ascii="Times New Roman" w:hAnsi="Times New Roman" w:cs="Times New Roman"/>
-        </w:rPr>
-        <w:t xml:space="preserve">. </w:t>
-      </w:r>
-      <w:r>
-        <w:rPr>
-          <w:rFonts w:ascii="Times New Roman" w:hAnsi="Times New Roman" w:cs="Times New Roman"/>
-        </w:rPr>
-        <w:t xml:space="preserve">To analyze the time complexity for </w:t>
-      </w:r>
-      <w:r>
-        <w:rPr>
-          <w:rFonts w:ascii="Times New Roman" w:hAnsi="Times New Roman" w:cs="Times New Roman"/>
-        </w:rPr>
-        <w:t>the matrix</w:t>
-      </w:r>
-      <w:r>
-        <w:rPr>
-          <w:rFonts w:ascii="Times New Roman" w:hAnsi="Times New Roman" w:cs="Times New Roman"/>
-        </w:rPr>
-        <w:t xml:space="preserve"> method</w:t>
-      </w:r>
-      <w:r>
-        <w:rPr>
-          <w:rFonts w:ascii="Times New Roman" w:hAnsi="Times New Roman" w:cs="Times New Roman"/>
-        </w:rPr>
-        <w:t xml:space="preserve"> at scale</w:t>
-      </w:r>
-      <w:r>
-        <w:rPr>
-          <w:rFonts w:ascii="Times New Roman" w:hAnsi="Times New Roman" w:cs="Times New Roman"/>
-        </w:rPr>
-        <w:t xml:space="preserve">, </w:t>
-      </w:r>
-      <w:r>
-        <w:rPr>
-          <w:rFonts w:ascii="Times New Roman" w:hAnsi="Times New Roman" w:cs="Times New Roman"/>
-        </w:rPr>
-        <w:t xml:space="preserve">the </w:t>
-      </w:r>
-      <w:r>
-        <w:rPr>
-          <w:rFonts w:ascii="Times New Roman" w:hAnsi="Times New Roman" w:cs="Times New Roman"/>
-        </w:rPr>
-        <w:t>worst</w:t>
-      </w:r>
-      <w:r>
-        <w:rPr>
-          <w:rFonts w:ascii="Times New Roman" w:hAnsi="Times New Roman" w:cs="Times New Roman"/>
-        </w:rPr>
-        <w:t xml:space="preserve">-case scenario has </w:t>
-      </w:r>
-      <w:r>
-        <w:rPr>
-          <w:rFonts w:ascii="Times New Roman" w:hAnsi="Times New Roman" w:cs="Times New Roman"/>
-        </w:rPr>
-        <w:t>to</w:t>
-      </w:r>
-      <w:r>
-        <w:rPr>
-          <w:rFonts w:ascii="Times New Roman" w:hAnsi="Times New Roman" w:cs="Times New Roman"/>
-        </w:rPr>
-        <w:t xml:space="preserve"> be analyzed which would be whenever the matrix </w:t>
-      </w:r>
-      <w:r>
-        <w:rPr>
-          <w:rFonts w:ascii="Times New Roman" w:hAnsi="Times New Roman" w:cs="Times New Roman"/>
-        </w:rPr>
-        <w:t xml:space="preserve">becomes a square matrix. This would force the d to be the same value as n which </w:t>
-      </w:r>
-      <w:r>
-        <w:rPr>
-          <w:rFonts w:ascii="Times New Roman" w:hAnsi="Times New Roman" w:cs="Times New Roman"/>
-        </w:rPr>
-        <w:t>makes the overall complexity O(</w:t>
-      </w:r>
-      <w:r>
-        <w:rPr>
-          <w:rFonts w:ascii="Times New Roman" w:hAnsi="Times New Roman" w:cs="Times New Roman"/>
-        </w:rPr>
-        <w:t>d</w:t>
-      </w:r>
-      <w:r>
-        <w:rPr>
-          <w:rFonts w:ascii="Times New Roman" w:hAnsi="Times New Roman" w:cs="Times New Roman"/>
-          <w:vertAlign w:val="superscript"/>
-        </w:rPr>
-        <w:t>3</w:t>
-      </w:r>
-      <w:r>
-        <w:rPr>
-          <w:rFonts w:ascii="Times New Roman" w:hAnsi="Times New Roman" w:cs="Times New Roman"/>
-        </w:rPr>
-        <w:t xml:space="preserve">). </w:t>
-      </w:r>
-      <w:r>
-        <w:rPr>
-          <w:rFonts w:ascii="Times New Roman" w:hAnsi="Times New Roman" w:cs="Times New Roman"/>
-        </w:rPr>
-        <w:t>Additionally, the spatial complexity would jump to O(n</w:t>
-      </w:r>
-      <w:r>
-        <w:rPr>
-          <w:rFonts w:ascii="Times New Roman" w:hAnsi="Times New Roman" w:cs="Times New Roman"/>
-          <w:vertAlign w:val="superscript"/>
-        </w:rPr>
-        <w:t>2</w:t>
-      </w:r>
-      <w:r>
-        <w:rPr>
-          <w:rFonts w:ascii="Times New Roman" w:hAnsi="Times New Roman" w:cs="Times New Roman"/>
-        </w:rPr>
-        <w:t xml:space="preserve">). </w:t>
-      </w:r>
-      <w:r>
-        <w:rPr>
-          <w:rFonts w:ascii="Times New Roman" w:hAnsi="Times New Roman" w:cs="Times New Roman"/>
-        </w:rPr>
-        <w:t>This is a huge jump over time</w:t>
-      </w:r>
-      <w:r>
-        <w:rPr>
-          <w:rFonts w:ascii="Times New Roman" w:hAnsi="Times New Roman" w:cs="Times New Roman"/>
-        </w:rPr>
-        <w:t xml:space="preserve"> compared to the O(</w:t>
-      </w:r>
-      <w:r>
-        <w:rPr>
-          <w:rFonts w:ascii="Times New Roman" w:hAnsi="Times New Roman" w:cs="Times New Roman"/>
-        </w:rPr>
-        <w:t>n</w:t>
-      </w:r>
-      <w:r>
-        <w:rPr>
-          <w:rFonts w:ascii="Times New Roman" w:hAnsi="Times New Roman" w:cs="Times New Roman"/>
-        </w:rPr>
-        <w:t xml:space="preserve">*k) </w:t>
-      </w:r>
-      <w:r>
-        <w:rPr>
-          <w:rFonts w:ascii="Times New Roman" w:hAnsi="Times New Roman" w:cs="Times New Roman"/>
-        </w:rPr>
-        <w:t xml:space="preserve">and O(n) </w:t>
-      </w:r>
-      <w:r>
-        <w:rPr>
-          <w:rFonts w:ascii="Times New Roman" w:hAnsi="Times New Roman" w:cs="Times New Roman"/>
-        </w:rPr>
-        <w:t>complexity of machine learning</w:t>
-      </w:r>
-      <w:r>
-        <w:rPr>
-          <w:rFonts w:ascii="Times New Roman" w:hAnsi="Times New Roman" w:cs="Times New Roman"/>
-        </w:rPr>
-        <w:t xml:space="preserve"> and a real risk to understand.</w:t>
+        <w:t xml:space="preserve">Within the complexity analysis for this project, the complexity of each method collapsed roughly to O(n), but it's important to understand how they grow at scale. To analyze the time complexity of the matrix method at scale, the worst case must be considered, which occurs when the feature matrix becomes square. That is, when the number of features approaches the number of samples. This project restricted the model to a single feature (with padding for the intercept), which is why d = 2. If d were to approach n, the overall complexity would be dominated by the O(d³) term, which comes from inverting XᵀX using LU decomposition. Spatial </w:t>
+      </w:r>
+      <w:r>
+        <w:rPr>
+          <w:rFonts w:ascii="Times New Roman" w:hAnsi="Times New Roman" w:cs="Times New Roman"/>
+        </w:rPr>
+        <w:t>costs grow</w:t>
+      </w:r>
+      <w:r>
+        <w:rPr>
+          <w:rFonts w:ascii="Times New Roman" w:hAnsi="Times New Roman" w:cs="Times New Roman"/>
+        </w:rPr>
+        <w:t xml:space="preserve"> as well. Storing an n×n feature matrix requires O(n²) space, compared to the O(n) required by gradient descent. This is a significant scaling risk relative to the O(n·k) time and O(n) space of the machine learning approach, whose cost grows only linearly in both dimensions. This feature limitation also applies to the statistical method, which accepts only one input and one output. Expanding it to accept multiple features produces, surprisingly, the normal equation used in the matrix approach, meaning the statistical method inherits the same cubic scaling once it is generalized.</w:t>
       </w:r>
     </w:p>
     <w:p>
@@ -5504,6 +5161,7 @@
         <w:tabs>
           <w:tab w:val="left" w:pos="2676"/>
         </w:tabs>
+        <w:jc w:val="center"/>
         <w:rPr>
           <w:rFonts w:ascii="Times New Roman" w:hAnsi="Times New Roman" w:cs="Times New Roman"/>
         </w:rPr>
@@ -5511,62 +5169,9 @@
       <w:r>
         <w:rPr>
           <w:rFonts w:ascii="Times New Roman" w:hAnsi="Times New Roman" w:cs="Times New Roman"/>
-        </w:rPr>
-        <w:t xml:space="preserve">It’s also worth mentioning that throughout </w:t>
-      </w:r>
-      <w:r>
-        <w:rPr>
-          <w:rFonts w:ascii="Times New Roman" w:hAnsi="Times New Roman" w:cs="Times New Roman"/>
-        </w:rPr>
-        <w:t xml:space="preserve">this project, there was an unexpected connection between two methods. </w:t>
-      </w:r>
-      <w:r>
-        <w:rPr>
-          <w:rFonts w:ascii="Times New Roman" w:hAnsi="Times New Roman" w:cs="Times New Roman"/>
-        </w:rPr>
-        <w:t>T</w:t>
-      </w:r>
-      <w:r>
-        <w:rPr>
-          <w:rFonts w:ascii="Times New Roman" w:hAnsi="Times New Roman" w:cs="Times New Roman"/>
-        </w:rPr>
-        <w:t xml:space="preserve">he </w:t>
-      </w:r>
-      <w:r>
-        <w:rPr>
-          <w:rFonts w:ascii="Times New Roman" w:hAnsi="Times New Roman" w:cs="Times New Roman"/>
-        </w:rPr>
-        <w:t>statistical</w:t>
-      </w:r>
-      <w:r>
-        <w:rPr>
-          <w:rFonts w:ascii="Times New Roman" w:hAnsi="Times New Roman" w:cs="Times New Roman"/>
-        </w:rPr>
-        <w:t xml:space="preserve"> method only </w:t>
-      </w:r>
-      <w:r>
-        <w:rPr>
-          <w:rFonts w:ascii="Times New Roman" w:hAnsi="Times New Roman" w:cs="Times New Roman"/>
-        </w:rPr>
-        <w:t xml:space="preserve">applies to single feature regressions. Let’s explore what it would </w:t>
-      </w:r>
-      <w:r>
-        <w:rPr>
-          <w:rFonts w:ascii="Times New Roman" w:hAnsi="Times New Roman" w:cs="Times New Roman"/>
-        </w:rPr>
-        <w:t>be like</w:t>
-      </w:r>
-      <w:r>
-        <w:rPr>
-          <w:rFonts w:ascii="Times New Roman" w:hAnsi="Times New Roman" w:cs="Times New Roman"/>
-        </w:rPr>
-        <w:t xml:space="preserve"> to expand this method into </w:t>
-      </w:r>
-      <w:r>
-        <w:rPr>
-          <w:rFonts w:ascii="Times New Roman" w:hAnsi="Times New Roman" w:cs="Times New Roman"/>
-        </w:rPr>
-        <w:t>taking many features.</w:t>
+          <w:u w:val="single"/>
+        </w:rPr>
+        <w:t>Conclusion</w:t>
       </w:r>
     </w:p>
     <w:p>
@@ -5578,6 +5183,13 @@
           <w:rFonts w:ascii="Times New Roman" w:hAnsi="Times New Roman" w:cs="Times New Roman"/>
         </w:rPr>
       </w:pPr>
+      <w:r>
+        <w:rPr>
+          <w:rFonts w:ascii="Times New Roman" w:hAnsi="Times New Roman" w:cs="Times New Roman"/>
+        </w:rPr>
+        <w:lastRenderedPageBreak/>
+        <w:t>There were many limitations within this project that are important for anyone reading or using this information. The most glaring limitation is the number of features this model has. It's mentioned throughout this documentation but it's worth noting here. The limitations of this model are seen in the RMSE and R². While the number of rooms (the RM feature in the Boston Housing dataset) is highly influential in a house's value, the R² and the data show that this is not the full picture. The RMSE supports this idea as well. Simply put, there is more that determines the cost of a house than just the number of rooms. Another limitation is the data split. For the machine learning method, the dataset was split 80:20 for the train and test. This was done to test the accuracy of the model later but in hindsight, this could have changed the results. It's possible that if given the same data points as the other methods, the machine learning method would have been more accurate or vice versa. The accuracy for the statistical and the matrix approach were also neglected in this project. These values could have provided more clarity as well. Additionally, the data chosen was from one data set, the Boston Housing dataset, which contains 506 samples of housing data from the 1970 US census. Using different data sets could have yielded different results. It is also worth noting that this dataset was deprecated from scikit-learn in version 1.2 due to an ethical concern with one of its features, which was constructed on a racial demographic proxy. It is used here strictly as a benchmark for comparing the computational behavior of the three methods, not as a basis for any conclusion about housing values. And finally, the hyperparameters chosen for the machine learning method may not be the most optimal parameters. Though the code ran many times with different parameters, there is no proof that the hyperparameters used are the most optimal parameters. These limitations influence the results and hopefully with this in mind, a better picture can be drawn on what this data entails.</w:t>
+      </w:r>
     </w:p>
     <w:sectPr>
       <w:pgSz w:w="12240" w:h="15840"/>
@@ -5589,43 +5201,54 @@
 </w:document>
 </file>
 
-<file path=word/comments.xml><?xml version="1.0" encoding="utf-8"?>
-<w:comments xmlns:wpc="http://schemas.microsoft.com/office/word/2010/wordprocessingCanvas" xmlns:cx="http://schemas.microsoft.com/office/drawing/2014/chartex" xmlns:cx1="http://schemas.microsoft.com/office/drawing/2015/9/8/chartex" xmlns:cx2="http://schemas.microsoft.com/office/drawing/2015/10/21/chartex" xmlns:cx3="http://schemas.microsoft.com/office/drawing/2016/5/9/chartex" xmlns:cx4="http://schemas.microsoft.com/office/drawing/2016/5/10/chartex" xmlns:cx5="http://schemas.microsoft.com/office/drawing/2016/5/11/chartex" xmlns:cx6="http://schemas.microsoft.com/office/drawing/2016/5/12/chartex" xmlns:cx7="http://schemas.microsoft.com/office/drawing/2016/5/13/chartex" xmlns:cx8="http://schemas.microsoft.com/office/drawing/2016/5/14/chartex" xmlns:mc="http://schemas.openxmlformats.org/markup-compatibility/2006" xmlns:aink="http://schemas.microsoft.com/office/drawing/2016/ink" xmlns:am3d="http://schemas.microsoft.com/office/drawing/2017/model3d" xmlns:o="urn:schemas-microsoft-com:office:office" xmlns:oel="http://schemas.microsoft.com/office/2019/extlst" xmlns:r="http://schemas.openxmlformats.org/officeDocument/2006/relationships" xmlns:m="http://schemas.openxmlformats.org/officeDocument/2006/math" xmlns:v="urn:schemas-microsoft-com:vml" xmlns:wp14="http://schemas.microsoft.com/office/word/2010/wordprocessingDrawing" xmlns:wp="http://schemas.openxmlformats.org/drawingml/2006/wordprocessingDrawing" xmlns:w10="urn:schemas-microsoft-com:office:word" xmlns:w="http://schemas.openxmlformats.org/wordprocessingml/2006/main" xmlns:w14="http://schemas.microsoft.com/office/word/2010/wordml" xmlns:w15="http://schemas.microsoft.com/office/word/2012/wordml" xmlns:w16cex="http://schemas.microsoft.com/office/word/2018/wordml/cex" xmlns:w16cid="http://schemas.microsoft.com/office/word/2016/wordml/cid" xmlns:w16="http://schemas.microsoft.com/office/word/2018/wordml" xmlns:w16du="http://schemas.microsoft.com/office/word/2023/wordml/word16du" xmlns:w16sdtdh="http://schemas.microsoft.com/office/word/2020/wordml/sdtdatahash" xmlns:w16sdtfl="http://schemas.microsoft.com/office/word/2024/wordml/sdtformatlock" xmlns:w16se="http://schemas.microsoft.com/office/word/2015/wordml/symex" xmlns:wpg="http://schemas.microsoft.com/office/word/2010/wordprocessingGroup" xmlns:wpi="http://schemas.microsoft.com/office/word/2010/wordprocessingInk" xmlns:wne="http://schemas.microsoft.com/office/word/2006/wordml" xmlns:wps="http://schemas.microsoft.com/office/word/2010/wordprocessingShape" mc:Ignorable="w14 w15 w16se w16cid w16 w16cex w16sdtdh w16sdtfl w16du wp14">
-  <w:comment w:id="0" w:author="Kanayo K Egwuekwe-Maxey" w:date="2026-07-13T10:40:00Z" w:initials="KE">
+<file path=word/endnotes.xml><?xml version="1.0" encoding="utf-8"?>
+<w:endnotes xmlns:wpc="http://schemas.microsoft.com/office/word/2010/wordprocessingCanvas" xmlns:cx="http://schemas.microsoft.com/office/drawing/2014/chartex" xmlns:cx1="http://schemas.microsoft.com/office/drawing/2015/9/8/chartex" xmlns:cx2="http://schemas.microsoft.com/office/drawing/2015/10/21/chartex" xmlns:cx3="http://schemas.microsoft.com/office/drawing/2016/5/9/chartex" xmlns:cx4="http://schemas.microsoft.com/office/drawing/2016/5/10/chartex" xmlns:cx5="http://schemas.microsoft.com/office/drawing/2016/5/11/chartex" xmlns:cx6="http://schemas.microsoft.com/office/drawing/2016/5/12/chartex" xmlns:cx7="http://schemas.microsoft.com/office/drawing/2016/5/13/chartex" xmlns:cx8="http://schemas.microsoft.com/office/drawing/2016/5/14/chartex" xmlns:mc="http://schemas.openxmlformats.org/markup-compatibility/2006" xmlns:aink="http://schemas.microsoft.com/office/drawing/2016/ink" xmlns:am3d="http://schemas.microsoft.com/office/drawing/2017/model3d" xmlns:o="urn:schemas-microsoft-com:office:office" xmlns:oel="http://schemas.microsoft.com/office/2019/extlst" xmlns:r="http://schemas.openxmlformats.org/officeDocument/2006/relationships" xmlns:m="http://schemas.openxmlformats.org/officeDocument/2006/math" xmlns:v="urn:schemas-microsoft-com:vml" xmlns:wp14="http://schemas.microsoft.com/office/word/2010/wordprocessingDrawing" xmlns:wp="http://schemas.openxmlformats.org/drawingml/2006/wordprocessingDrawing" xmlns:w10="urn:schemas-microsoft-com:office:word" xmlns:w="http://schemas.openxmlformats.org/wordprocessingml/2006/main" xmlns:w14="http://schemas.microsoft.com/office/word/2010/wordml" xmlns:w15="http://schemas.microsoft.com/office/word/2012/wordml" xmlns:w16cex="http://schemas.microsoft.com/office/word/2018/wordml/cex" xmlns:w16cid="http://schemas.microsoft.com/office/word/2016/wordml/cid" xmlns:w16="http://schemas.microsoft.com/office/word/2018/wordml" xmlns:w16du="http://schemas.microsoft.com/office/word/2023/wordml/word16du" xmlns:w16sdtdh="http://schemas.microsoft.com/office/word/2020/wordml/sdtdatahash" xmlns:w16sdtfl="http://schemas.microsoft.com/office/word/2024/wordml/sdtformatlock" xmlns:w16se="http://schemas.microsoft.com/office/word/2015/wordml/symex" xmlns:wpg="http://schemas.microsoft.com/office/word/2010/wordprocessingGroup" xmlns:wpi="http://schemas.microsoft.com/office/word/2010/wordprocessingInk" xmlns:wne="http://schemas.microsoft.com/office/word/2006/wordml" xmlns:wps="http://schemas.microsoft.com/office/word/2010/wordprocessingShape" mc:Ignorable="w14 w15 w16se w16cid w16 w16cex w16sdtdh w16sdtfl w16du wp14">
+  <w:endnote w:type="separator" w:id="-1">
     <w:p>
       <w:pPr>
-        <w:pStyle w:val="CommentText"/>
+        <w:spacing w:after="0" w:line="240" w:lineRule="auto"/>
       </w:pPr>
       <w:r>
-        <w:rPr>
-          <w:rStyle w:val="CommentReference"/>
-        </w:rPr>
-        <w:annotationRef/>
-      </w:r>
-      <w:r>
-        <w:t>Save for discussion. Talk about how the implementation can change if there are multiple features</w:t>
+        <w:separator/>
       </w:r>
     </w:p>
-  </w:comment>
-</w:comments>
+  </w:endnote>
+  <w:endnote w:type="continuationSeparator" w:id="0">
+    <w:p>
+      <w:pPr>
+        <w:spacing w:after="0" w:line="240" w:lineRule="auto"/>
+      </w:pPr>
+      <w:r>
+        <w:continuationSeparator/>
+      </w:r>
+    </w:p>
+  </w:endnote>
+</w:endnotes>
 </file>
 
-<file path=word/commentsExtended.xml><?xml version="1.0" encoding="utf-8"?>
-<w15:commentsEx xmlns:wpc="http://schemas.microsoft.com/office/word/2010/wordprocessingCanvas" xmlns:cx="http://schemas.microsoft.com/office/drawing/2014/chartex" xmlns:cx1="http://schemas.microsoft.com/office/drawing/2015/9/8/chartex" xmlns:cx2="http://schemas.microsoft.com/office/drawing/2015/10/21/chartex" xmlns:cx3="http://schemas.microsoft.com/office/drawing/2016/5/9/chartex" xmlns:cx4="http://schemas.microsoft.com/office/drawing/2016/5/10/chartex" xmlns:cx5="http://schemas.microsoft.com/office/drawing/2016/5/11/chartex" xmlns:cx6="http://schemas.microsoft.com/office/drawing/2016/5/12/chartex" xmlns:cx7="http://schemas.microsoft.com/office/drawing/2016/5/13/chartex" xmlns:cx8="http://schemas.microsoft.com/office/drawing/2016/5/14/chartex" xmlns:mc="http://schemas.openxmlformats.org/markup-compatibility/2006" xmlns:aink="http://schemas.microsoft.com/office/drawing/2016/ink" xmlns:am3d="http://schemas.microsoft.com/office/drawing/2017/model3d" xmlns:o="urn:schemas-microsoft-com:office:office" xmlns:oel="http://schemas.microsoft.com/office/2019/extlst" xmlns:r="http://schemas.openxmlformats.org/officeDocument/2006/relationships" xmlns:m="http://schemas.openxmlformats.org/officeDocument/2006/math" xmlns:v="urn:schemas-microsoft-com:vml" xmlns:wp14="http://schemas.microsoft.com/office/word/2010/wordprocessingDrawing" xmlns:wp="http://schemas.openxmlformats.org/drawingml/2006/wordprocessingDrawing" xmlns:w10="urn:schemas-microsoft-com:office:word" xmlns:w="http://schemas.openxmlformats.org/wordprocessingml/2006/main" xmlns:w14="http://schemas.microsoft.com/office/word/2010/wordml" xmlns:w15="http://schemas.microsoft.com/office/word/2012/wordml" xmlns:w16cex="http://schemas.microsoft.com/office/word/2018/wordml/cex" xmlns:w16cid="http://schemas.microsoft.com/office/word/2016/wordml/cid" xmlns:w16="http://schemas.microsoft.com/office/word/2018/wordml" xmlns:w16du="http://schemas.microsoft.com/office/word/2023/wordml/word16du" xmlns:w16sdtdh="http://schemas.microsoft.com/office/word/2020/wordml/sdtdatahash" xmlns:w16sdtfl="http://schemas.microsoft.com/office/word/2024/wordml/sdtformatlock" xmlns:w16se="http://schemas.microsoft.com/office/word/2015/wordml/symex" xmlns:wpg="http://schemas.microsoft.com/office/word/2010/wordprocessingGroup" xmlns:wpi="http://schemas.microsoft.com/office/word/2010/wordprocessingInk" xmlns:wne="http://schemas.microsoft.com/office/word/2006/wordml" xmlns:wps="http://schemas.microsoft.com/office/word/2010/wordprocessingShape" mc:Ignorable="w14 w15 w16se w16cid w16 w16cex w16sdtdh w16sdtfl w16du wp14">
-  <w15:commentEx w15:paraId="21FFA240" w15:done="1"/>
-</w15:commentsEx>
-</file>
-
-<file path=word/commentsExtensible.xml><?xml version="1.0" encoding="utf-8"?>
-<w16cex:commentsExtensible xmlns:wpc="http://schemas.microsoft.com/office/word/2010/wordprocessingCanvas" xmlns:cx="http://schemas.microsoft.com/office/drawing/2014/chartex" xmlns:cx1="http://schemas.microsoft.com/office/drawing/2015/9/8/chartex" xmlns:cx2="http://schemas.microsoft.com/office/drawing/2015/10/21/chartex" xmlns:cx3="http://schemas.microsoft.com/office/drawing/2016/5/9/chartex" xmlns:cx4="http://schemas.microsoft.com/office/drawing/2016/5/10/chartex" xmlns:cx5="http://schemas.microsoft.com/office/drawing/2016/5/11/chartex" xmlns:cx6="http://schemas.microsoft.com/office/drawing/2016/5/12/chartex" xmlns:cx7="http://schemas.microsoft.com/office/drawing/2016/5/13/chartex" xmlns:cx8="http://schemas.microsoft.com/office/drawing/2016/5/14/chartex" xmlns:cr="http://schemas.microsoft.com/office/comments/2020/reactions" xmlns:mc="http://schemas.openxmlformats.org/markup-compatibility/2006" xmlns:aink="http://schemas.microsoft.com/office/drawing/2016/ink" xmlns:am3d="http://schemas.microsoft.com/office/drawing/2017/model3d" xmlns:o="urn:schemas-microsoft-com:office:office" xmlns:oel="http://schemas.microsoft.com/office/2019/extlst" xmlns:r="http://schemas.openxmlformats.org/officeDocument/2006/relationships" xmlns:m="http://schemas.openxmlformats.org/officeDocument/2006/math" xmlns:v="urn:schemas-microsoft-com:vml" xmlns:wp14="http://schemas.microsoft.com/office/word/2010/wordprocessingDrawing" xmlns:wp="http://schemas.openxmlformats.org/drawingml/2006/wordprocessingDrawing" xmlns:w10="urn:schemas-microsoft-com:office:word" xmlns:w="http://schemas.openxmlformats.org/wordprocessingml/2006/main" xmlns:w14="http://schemas.microsoft.com/office/word/2010/wordml" xmlns:w15="http://schemas.microsoft.com/office/word/2012/wordml" xmlns:w16cex="http://schemas.microsoft.com/office/word/2018/wordml/cex" xmlns:w16cid="http://schemas.microsoft.com/office/word/2016/wordml/cid" xmlns:w16="http://schemas.microsoft.com/office/word/2018/wordml" xmlns:w16du="http://schemas.microsoft.com/office/word/2023/wordml/word16du" xmlns:w16sdtdh="http://schemas.microsoft.com/office/word/2020/wordml/sdtdatahash" xmlns:w16sdtfl="http://schemas.microsoft.com/office/word/2024/wordml/sdtformatlock" xmlns:w16se="http://schemas.microsoft.com/office/word/2015/wordml/symex" xmlns:wpg="http://schemas.microsoft.com/office/word/2010/wordprocessingGroup" xmlns:wpi="http://schemas.microsoft.com/office/word/2010/wordprocessingInk" xmlns:wne="http://schemas.microsoft.com/office/word/2006/wordml" xmlns:wps="http://schemas.microsoft.com/office/word/2010/wordprocessingShape" mc:Ignorable="w14 w15 w16se w16cid w16 w16cex w16sdtdh w16sdtfl cr w16du wp14">
-  <w16cex:commentExtensible w16cex:durableId="6EBE33F3" w16cex:dateUtc="2026-07-13T14:40:00Z"/>
-</w16cex:commentsExtensible>
-</file>
-
-<file path=word/commentsIds.xml><?xml version="1.0" encoding="utf-8"?>
-<w16cid:commentsIds xmlns:wpc="http://schemas.microsoft.com/office/word/2010/wordprocessingCanvas" xmlns:cx="http://schemas.microsoft.com/office/drawing/2014/chartex" xmlns:cx1="http://schemas.microsoft.com/office/drawing/2015/9/8/chartex" xmlns:cx2="http://schemas.microsoft.com/office/drawing/2015/10/21/chartex" xmlns:cx3="http://schemas.microsoft.com/office/drawing/2016/5/9/chartex" xmlns:cx4="http://schemas.microsoft.com/office/drawing/2016/5/10/chartex" xmlns:cx5="http://schemas.microsoft.com/office/drawing/2016/5/11/chartex" xmlns:cx6="http://schemas.microsoft.com/office/drawing/2016/5/12/chartex" xmlns:cx7="http://schemas.microsoft.com/office/drawing/2016/5/13/chartex" xmlns:cx8="http://schemas.microsoft.com/office/drawing/2016/5/14/chartex" xmlns:mc="http://schemas.openxmlformats.org/markup-compatibility/2006" xmlns:aink="http://schemas.microsoft.com/office/drawing/2016/ink" xmlns:am3d="http://schemas.microsoft.com/office/drawing/2017/model3d" xmlns:o="urn:schemas-microsoft-com:office:office" xmlns:oel="http://schemas.microsoft.com/office/2019/extlst" xmlns:r="http://schemas.openxmlformats.org/officeDocument/2006/relationships" xmlns:m="http://schemas.openxmlformats.org/officeDocument/2006/math" xmlns:v="urn:schemas-microsoft-com:vml" xmlns:wp14="http://schemas.microsoft.com/office/word/2010/wordprocessingDrawing" xmlns:wp="http://schemas.openxmlformats.org/drawingml/2006/wordprocessingDrawing" xmlns:w10="urn:schemas-microsoft-com:office:word" xmlns:w="http://schemas.openxmlformats.org/wordprocessingml/2006/main" xmlns:w14="http://schemas.microsoft.com/office/word/2010/wordml" xmlns:w15="http://schemas.microsoft.com/office/word/2012/wordml" xmlns:w16cex="http://schemas.microsoft.com/office/word/2018/wordml/cex" xmlns:w16cid="http://schemas.microsoft.com/office/word/2016/wordml/cid" xmlns:w16="http://schemas.microsoft.com/office/word/2018/wordml" xmlns:w16du="http://schemas.microsoft.com/office/word/2023/wordml/word16du" xmlns:w16sdtdh="http://schemas.microsoft.com/office/word/2020/wordml/sdtdatahash" xmlns:w16sdtfl="http://schemas.microsoft.com/office/word/2024/wordml/sdtformatlock" xmlns:w16se="http://schemas.microsoft.com/office/word/2015/wordml/symex" xmlns:wpg="http://schemas.microsoft.com/office/word/2010/wordprocessingGroup" xmlns:wpi="http://schemas.microsoft.com/office/word/2010/wordprocessingInk" xmlns:wne="http://schemas.microsoft.com/office/word/2006/wordml" xmlns:wps="http://schemas.microsoft.com/office/word/2010/wordprocessingShape" mc:Ignorable="w14 w15 w16se w16cid w16 w16cex w16sdtdh w16sdtfl w16du wp14">
-  <w16cid:commentId w16cid:paraId="21FFA240" w16cid:durableId="6EBE33F3"/>
-</w16cid:commentsIds>
+<file path=word/footnotes.xml><?xml version="1.0" encoding="utf-8"?>
+<w:footnotes xmlns:wpc="http://schemas.microsoft.com/office/word/2010/wordprocessingCanvas" xmlns:cx="http://schemas.microsoft.com/office/drawing/2014/chartex" xmlns:cx1="http://schemas.microsoft.com/office/drawing/2015/9/8/chartex" xmlns:cx2="http://schemas.microsoft.com/office/drawing/2015/10/21/chartex" xmlns:cx3="http://schemas.microsoft.com/office/drawing/2016/5/9/chartex" xmlns:cx4="http://schemas.microsoft.com/office/drawing/2016/5/10/chartex" xmlns:cx5="http://schemas.microsoft.com/office/drawing/2016/5/11/chartex" xmlns:cx6="http://schemas.microsoft.com/office/drawing/2016/5/12/chartex" xmlns:cx7="http://schemas.microsoft.com/office/drawing/2016/5/13/chartex" xmlns:cx8="http://schemas.microsoft.com/office/drawing/2016/5/14/chartex" xmlns:mc="http://schemas.openxmlformats.org/markup-compatibility/2006" xmlns:aink="http://schemas.microsoft.com/office/drawing/2016/ink" xmlns:am3d="http://schemas.microsoft.com/office/drawing/2017/model3d" xmlns:o="urn:schemas-microsoft-com:office:office" xmlns:oel="http://schemas.microsoft.com/office/2019/extlst" xmlns:r="http://schemas.openxmlformats.org/officeDocument/2006/relationships" xmlns:m="http://schemas.openxmlformats.org/officeDocument/2006/math" xmlns:v="urn:schemas-microsoft-com:vml" xmlns:wp14="http://schemas.microsoft.com/office/word/2010/wordprocessingDrawing" xmlns:wp="http://schemas.openxmlformats.org/drawingml/2006/wordprocessingDrawing" xmlns:w10="urn:schemas-microsoft-com:office:word" xmlns:w="http://schemas.openxmlformats.org/wordprocessingml/2006/main" xmlns:w14="http://schemas.microsoft.com/office/word/2010/wordml" xmlns:w15="http://schemas.microsoft.com/office/word/2012/wordml" xmlns:w16cex="http://schemas.microsoft.com/office/word/2018/wordml/cex" xmlns:w16cid="http://schemas.microsoft.com/office/word/2016/wordml/cid" xmlns:w16="http://schemas.microsoft.com/office/word/2018/wordml" xmlns:w16du="http://schemas.microsoft.com/office/word/2023/wordml/word16du" xmlns:w16sdtdh="http://schemas.microsoft.com/office/word/2020/wordml/sdtdatahash" xmlns:w16sdtfl="http://schemas.microsoft.com/office/word/2024/wordml/sdtformatlock" xmlns:w16se="http://schemas.microsoft.com/office/word/2015/wordml/symex" xmlns:wpg="http://schemas.microsoft.com/office/word/2010/wordprocessingGroup" xmlns:wpi="http://schemas.microsoft.com/office/word/2010/wordprocessingInk" xmlns:wne="http://schemas.microsoft.com/office/word/2006/wordml" xmlns:wps="http://schemas.microsoft.com/office/word/2010/wordprocessingShape" mc:Ignorable="w14 w15 w16se w16cid w16 w16cex w16sdtdh w16sdtfl w16du wp14">
+  <w:footnote w:type="separator" w:id="-1">
+    <w:p>
+      <w:pPr>
+        <w:spacing w:after="0" w:line="240" w:lineRule="auto"/>
+      </w:pPr>
+      <w:r>
+        <w:separator/>
+      </w:r>
+    </w:p>
+  </w:footnote>
+  <w:footnote w:type="continuationSeparator" w:id="0">
+    <w:p>
+      <w:pPr>
+        <w:spacing w:after="0" w:line="240" w:lineRule="auto"/>
+      </w:pPr>
+      <w:r>
+        <w:continuationSeparator/>
+      </w:r>
+    </w:p>
+  </w:footnote>
+</w:footnotes>
 </file>
 
 <file path=word/numbering.xml><?xml version="1.0" encoding="utf-8"?>
@@ -5890,14 +5513,6 @@
     <w:abstractNumId w:val="0"/>
   </w:num>
 </w:numbering>
-</file>
-
-<file path=word/people.xml><?xml version="1.0" encoding="utf-8"?>
-<w15:people xmlns:wpc="http://schemas.microsoft.com/office/word/2010/wordprocessingCanvas" xmlns:cx="http://schemas.microsoft.com/office/drawing/2014/chartex" xmlns:cx1="http://schemas.microsoft.com/office/drawing/2015/9/8/chartex" xmlns:cx2="http://schemas.microsoft.com/office/drawing/2015/10/21/chartex" xmlns:cx3="http://schemas.microsoft.com/office/drawing/2016/5/9/chartex" xmlns:cx4="http://schemas.microsoft.com/office/drawing/2016/5/10/chartex" xmlns:cx5="http://schemas.microsoft.com/office/drawing/2016/5/11/chartex" xmlns:cx6="http://schemas.microsoft.com/office/drawing/2016/5/12/chartex" xmlns:cx7="http://schemas.microsoft.com/office/drawing/2016/5/13/chartex" xmlns:cx8="http://schemas.microsoft.com/office/drawing/2016/5/14/chartex" xmlns:mc="http://schemas.openxmlformats.org/markup-compatibility/2006" xmlns:aink="http://schemas.microsoft.com/office/drawing/2016/ink" xmlns:am3d="http://schemas.microsoft.com/office/drawing/2017/model3d" xmlns:o="urn:schemas-microsoft-com:office:office" xmlns:oel="http://schemas.microsoft.com/office/2019/extlst" xmlns:r="http://schemas.openxmlformats.org/officeDocument/2006/relationships" xmlns:m="http://schemas.openxmlformats.org/officeDocument/2006/math" xmlns:v="urn:schemas-microsoft-com:vml" xmlns:wp14="http://schemas.microsoft.com/office/word/2010/wordprocessingDrawing" xmlns:wp="http://schemas.openxmlformats.org/drawingml/2006/wordprocessingDrawing" xmlns:w10="urn:schemas-microsoft-com:office:word" xmlns:w="http://schemas.openxmlformats.org/wordprocessingml/2006/main" xmlns:w14="http://schemas.microsoft.com/office/word/2010/wordml" xmlns:w15="http://schemas.microsoft.com/office/word/2012/wordml" xmlns:w16cex="http://schemas.microsoft.com/office/word/2018/wordml/cex" xmlns:w16cid="http://schemas.microsoft.com/office/word/2016/wordml/cid" xmlns:w16="http://schemas.microsoft.com/office/word/2018/wordml" xmlns:w16du="http://schemas.microsoft.com/office/word/2023/wordml/word16du" xmlns:w16sdtdh="http://schemas.microsoft.com/office/word/2020/wordml/sdtdatahash" xmlns:w16sdtfl="http://schemas.microsoft.com/office/word/2024/wordml/sdtformatlock" xmlns:w16se="http://schemas.microsoft.com/office/word/2015/wordml/symex" xmlns:wpg="http://schemas.microsoft.com/office/word/2010/wordprocessingGroup" xmlns:wpi="http://schemas.microsoft.com/office/word/2010/wordprocessingInk" xmlns:wne="http://schemas.microsoft.com/office/word/2006/wordml" xmlns:wps="http://schemas.microsoft.com/office/word/2010/wordprocessingShape" mc:Ignorable="w14 w15 w16se w16cid w16 w16cex w16sdtdh w16sdtfl w16du wp14">
-  <w15:person w15:author="Kanayo K Egwuekwe-Maxey">
-    <w15:presenceInfo w15:providerId="AD" w15:userId="S::kanayo.egwuekwemaxey@morehouse.edu::52655d6f-815c-4206-90d2-477b54828c56"/>
-  </w15:person>
-</w15:people>
 </file>
 
 <file path=word/styles.xml><?xml version="1.0" encoding="utf-8"?>
@@ -6912,6 +6527,50 @@
       </w:tblBorders>
     </w:tblPr>
   </w:style>
+  <w:style w:type="paragraph" w:styleId="Header">
+    <w:name w:val="header"/>
+    <w:basedOn w:val="Normal"/>
+    <w:link w:val="HeaderChar"/>
+    <w:uiPriority w:val="99"/>
+    <w:unhideWhenUsed/>
+    <w:rsid w:val="005E497F"/>
+    <w:pPr>
+      <w:tabs>
+        <w:tab w:val="center" w:pos="4680"/>
+        <w:tab w:val="right" w:pos="9360"/>
+      </w:tabs>
+      <w:spacing w:after="0" w:line="240" w:lineRule="auto"/>
+    </w:pPr>
+  </w:style>
+  <w:style w:type="character" w:customStyle="1" w:styleId="HeaderChar">
+    <w:name w:val="Header Char"/>
+    <w:basedOn w:val="DefaultParagraphFont"/>
+    <w:link w:val="Header"/>
+    <w:uiPriority w:val="99"/>
+    <w:rsid w:val="005E497F"/>
+  </w:style>
+  <w:style w:type="paragraph" w:styleId="Footer">
+    <w:name w:val="footer"/>
+    <w:basedOn w:val="Normal"/>
+    <w:link w:val="FooterChar"/>
+    <w:uiPriority w:val="99"/>
+    <w:unhideWhenUsed/>
+    <w:rsid w:val="005E497F"/>
+    <w:pPr>
+      <w:tabs>
+        <w:tab w:val="center" w:pos="4680"/>
+        <w:tab w:val="right" w:pos="9360"/>
+      </w:tabs>
+      <w:spacing w:after="0" w:line="240" w:lineRule="auto"/>
+    </w:pPr>
+  </w:style>
+  <w:style w:type="character" w:customStyle="1" w:styleId="FooterChar">
+    <w:name w:val="Footer Char"/>
+    <w:basedOn w:val="DefaultParagraphFont"/>
+    <w:link w:val="Footer"/>
+    <w:uiPriority w:val="99"/>
+    <w:rsid w:val="005E497F"/>
+  </w:style>
 </w:styles>
 </file>
 
@@ -7211,23 +6870,6 @@
 </file>
 
 <file path=customXml/item1.xml><?xml version="1.0" encoding="utf-8"?>
-<p:properties xmlns:p="http://schemas.microsoft.com/office/2006/metadata/properties" xmlns:xsi="http://www.w3.org/2001/XMLSchema-instance" xmlns:pc="http://schemas.microsoft.com/office/infopath/2007/PartnerControls">
-  <documentManagement>
-    <_activity xmlns="a6bb3d75-5e2b-4e67-879e-ade688db6a17" xsi:nil="true"/>
-  </documentManagement>
-</p:properties>
-</file>
-
-<file path=customXml/item2.xml><?xml version="1.0" encoding="utf-8"?>
-<?mso-contentType ?>
-<FormTemplates xmlns="http://schemas.microsoft.com/sharepoint/v3/contenttype/forms">
-  <Display>DocumentLibraryForm</Display>
-  <Edit>DocumentLibraryForm</Edit>
-  <New>DocumentLibraryForm</New>
-</FormTemplates>
-</file>
-
-<file path=customXml/item3.xml><?xml version="1.0" encoding="utf-8"?>
 <ct:contentTypeSchema xmlns:ct="http://schemas.microsoft.com/office/2006/metadata/contentType" xmlns:ma="http://schemas.microsoft.com/office/2006/metadata/properties/metaAttributes" ct:_="" ma:_="" ma:contentTypeName="Document" ma:contentTypeID="0x0101009452C53B8BADEF4FB623EFAE4A4B5187" ma:contentTypeVersion="9" ma:contentTypeDescription="Create a new document." ma:contentTypeScope="" ma:versionID="ba06fa0750e786b163da22aac0ff3ae5">
   <xsd:schema xmlns:xsd="http://www.w3.org/2001/XMLSchema" xmlns:xs="http://www.w3.org/2001/XMLSchema" xmlns:p="http://schemas.microsoft.com/office/2006/metadata/properties" xmlns:ns3="a6bb3d75-5e2b-4e67-879e-ade688db6a17" xmlns:ns4="3dba440c-ac0d-4ca7-a442-2f92071251ca" targetNamespace="http://schemas.microsoft.com/office/2006/metadata/properties" ma:root="true" ma:fieldsID="7b64512c4965f91dd6ff6fdaecd185d3" ns3:_="" ns4:_="">
     <xsd:import namespace="a6bb3d75-5e2b-4e67-879e-ade688db6a17"/>
@@ -7422,25 +7064,24 @@
 </ct:contentTypeSchema>
 </file>
 
-<file path=customXml/itemProps1.xml><?xml version="1.0" encoding="utf-8"?>
-<ds:datastoreItem xmlns:ds="http://schemas.openxmlformats.org/officeDocument/2006/customXml" ds:itemID="{23917B76-00EE-4A65-8DAB-F9D1CF195155}">
-  <ds:schemaRefs>
-    <ds:schemaRef ds:uri="http://schemas.microsoft.com/office/2006/metadata/properties"/>
-    <ds:schemaRef ds:uri="http://schemas.microsoft.com/office/infopath/2007/PartnerControls"/>
-    <ds:schemaRef ds:uri="a6bb3d75-5e2b-4e67-879e-ade688db6a17"/>
-  </ds:schemaRefs>
-</ds:datastoreItem>
+<file path=customXml/item2.xml><?xml version="1.0" encoding="utf-8"?>
+<?mso-contentType ?>
+<FormTemplates xmlns="http://schemas.microsoft.com/sharepoint/v3/contenttype/forms">
+  <Display>DocumentLibraryForm</Display>
+  <Edit>DocumentLibraryForm</Edit>
+  <New>DocumentLibraryForm</New>
+</FormTemplates>
 </file>
 
-<file path=customXml/itemProps2.xml><?xml version="1.0" encoding="utf-8"?>
-<ds:datastoreItem xmlns:ds="http://schemas.openxmlformats.org/officeDocument/2006/customXml" ds:itemID="{FB44981E-5787-46A6-B2A4-5589AA21B79C}">
-  <ds:schemaRefs>
-    <ds:schemaRef ds:uri="http://schemas.microsoft.com/sharepoint/v3/contenttype/forms"/>
-  </ds:schemaRefs>
-</ds:datastoreItem>
+<file path=customXml/item3.xml><?xml version="1.0" encoding="utf-8"?>
+<p:properties xmlns:p="http://schemas.microsoft.com/office/2006/metadata/properties" xmlns:xsi="http://www.w3.org/2001/XMLSchema-instance" xmlns:pc="http://schemas.microsoft.com/office/infopath/2007/PartnerControls">
+  <documentManagement>
+    <_activity xmlns="a6bb3d75-5e2b-4e67-879e-ade688db6a17" xsi:nil="true"/>
+  </documentManagement>
+</p:properties>
 </file>
 
-<file path=customXml/itemProps3.xml><?xml version="1.0" encoding="utf-8"?>
+<file path=customXml/itemProps1.xml><?xml version="1.0" encoding="utf-8"?>
 <ds:datastoreItem xmlns:ds="http://schemas.openxmlformats.org/officeDocument/2006/customXml" ds:itemID="{123F8067-7359-4D47-B8EB-34281F4DF0D9}">
   <ds:schemaRefs>
     <ds:schemaRef ds:uri="http://schemas.microsoft.com/office/2006/metadata/contentType"/>
@@ -7457,4 +7098,22 @@
     <ds:schemaRef ds:uri="http://schemas.microsoft.com/internal/obd"/>
   </ds:schemaRefs>
 </ds:datastoreItem>
+</file>
+
+<file path=customXml/itemProps2.xml><?xml version="1.0" encoding="utf-8"?>
+<ds:datastoreItem xmlns:ds="http://schemas.openxmlformats.org/officeDocument/2006/customXml" ds:itemID="{FB44981E-5787-46A6-B2A4-5589AA21B79C}">
+  <ds:schemaRefs>
+    <ds:schemaRef ds:uri="http://schemas.microsoft.com/sharepoint/v3/contenttype/forms"/>
+  </ds:schemaRefs>
+</ds:datastoreItem>
+</file>
+
+<file path=customXml/itemProps3.xml><?xml version="1.0" encoding="utf-8"?>
+<ds:datastoreItem xmlns:ds="http://schemas.openxmlformats.org/officeDocument/2006/customXml" ds:itemID="{23917B76-00EE-4A65-8DAB-F9D1CF195155}">
+  <ds:schemaRefs>
+    <ds:schemaRef ds:uri="http://schemas.microsoft.com/office/2006/metadata/properties"/>
+    <ds:schemaRef ds:uri="http://schemas.microsoft.com/office/infopath/2007/PartnerControls"/>
+    <ds:schemaRef ds:uri="a6bb3d75-5e2b-4e67-879e-ade688db6a17"/>
+  </ds:schemaRefs>
+</ds:datastoreItem>
 </file>